--- a/協調事項_案件匯出範本.docx
+++ b/協調事項_案件匯出範本.docx
@@ -12,13 +12,14 @@
         <w:rPr>
           <w:rFonts w:ascii="標楷體" w:eastAsia="標楷體" w:hAnsi="標楷體" w:hint="eastAsia"/>
         </w:rPr>
-        <w:t>{{case_header_summary}}</w:t>
+        <w:t xml:space="preserve">{{case_header_summary}}</w:t>
       </w:r>
       <w:r>
         <w:rPr>
           <w:rFonts w:ascii="標楷體" w:eastAsia="標楷體" w:hAnsi="標楷體" w:hint="eastAsia"/>
         </w:rPr>
-        <w:t xml:space="preserve">         </w:t>
+        <w:t xml:space="preserve">
+        </w:t>
       </w:r>
     </w:p>
     <w:tbl>
@@ -28,23 +29,23 @@
         <w:tblLook w:val="04A0" w:firstRow="1" w:lastRow="0" w:firstColumn="1" w:lastColumn="0" w:noHBand="0" w:noVBand="1"/>
       </w:tblPr>
       <w:tblGrid>
-        <w:gridCol w:w="1677"/>
-        <w:gridCol w:w="1822"/>
-        <w:gridCol w:w="322"/>
-        <w:gridCol w:w="249"/>
-        <w:gridCol w:w="217"/>
-        <w:gridCol w:w="291"/>
-        <w:gridCol w:w="525"/>
-        <w:gridCol w:w="484"/>
-        <w:gridCol w:w="452"/>
-        <w:gridCol w:w="528"/>
-        <w:gridCol w:w="374"/>
-        <w:gridCol w:w="216"/>
-        <w:gridCol w:w="783"/>
-        <w:gridCol w:w="570"/>
-        <w:gridCol w:w="218"/>
-        <w:gridCol w:w="267"/>
-        <w:gridCol w:w="1731"/>
+        <w:gridCol w:w="1531"/>
+        <w:gridCol w:w="1273"/>
+        <w:gridCol w:w="566"/>
+        <w:gridCol w:w="851"/>
+        <w:gridCol w:w="142"/>
+        <w:gridCol w:w="425"/>
+        <w:gridCol w:w="283"/>
+        <w:gridCol w:w="289"/>
+        <w:gridCol w:w="278"/>
+        <w:gridCol w:w="574"/>
+        <w:gridCol w:w="423"/>
+        <w:gridCol w:w="428"/>
+        <w:gridCol w:w="567"/>
+        <w:gridCol w:w="425"/>
+        <w:gridCol w:w="567"/>
+        <w:gridCol w:w="1133"/>
+        <w:gridCol w:w="971"/>
       </w:tblGrid>
       <w:tr>
         <w:trPr>
@@ -52,7 +53,7 @@
         </w:trPr>
         <w:tc>
           <w:tcPr>
-            <w:tcW w:w="1669" w:type="dxa"/>
+            <w:tcW w:w="1531" w:type="dxa"/>
             <w:vMerge w:val="restart"/>
             <w:tcBorders>
               <w:top w:val="single" w:sz="18" w:space="0" w:color="auto"/>
@@ -84,7 +85,7 @@
         </w:tc>
         <w:tc>
           <w:tcPr>
-            <w:tcW w:w="2138" w:type="dxa"/>
+            <w:tcW w:w="1839" w:type="dxa"/>
             <w:gridSpan w:val="2"/>
             <w:vMerge w:val="restart"/>
             <w:tcBorders>
@@ -111,13 +112,13 @@
                 <w:sz w:val="32"/>
                 <w:szCs w:val="32"/>
               </w:rPr>
-              <w:t>{{case_name}}</w:t>
-            </w:r>
-          </w:p>
-        </w:tc>
-        <w:tc>
-          <w:tcPr>
-            <w:tcW w:w="465" w:type="dxa"/>
+              <w:t xml:space="preserve">{{case_name}}</w:t>
+            </w:r>
+          </w:p>
+        </w:tc>
+        <w:tc>
+          <w:tcPr>
+            <w:tcW w:w="993" w:type="dxa"/>
             <w:gridSpan w:val="2"/>
             <w:tcBorders>
               <w:top w:val="single" w:sz="18" w:space="0" w:color="auto"/>
@@ -149,7 +150,7 @@
         </w:tc>
         <w:tc>
           <w:tcPr>
-            <w:tcW w:w="2672" w:type="dxa"/>
+            <w:tcW w:w="2272" w:type="dxa"/>
             <w:gridSpan w:val="6"/>
             <w:tcBorders>
               <w:top w:val="single" w:sz="18" w:space="0" w:color="auto"/>
@@ -175,13 +176,13 @@
                 <w:sz w:val="28"/>
                 <w:szCs w:val="28"/>
               </w:rPr>
-              <w:t>{{gender}}</w:t>
-            </w:r>
-          </w:p>
-        </w:tc>
-        <w:tc>
-          <w:tcPr>
-            <w:tcW w:w="1570" w:type="dxa"/>
+              <w:t xml:space="preserve">{{gender}}</w:t>
+            </w:r>
+          </w:p>
+        </w:tc>
+        <w:tc>
+          <w:tcPr>
+            <w:tcW w:w="1420" w:type="dxa"/>
             <w:gridSpan w:val="3"/>
             <w:tcBorders>
               <w:top w:val="single" w:sz="18" w:space="0" w:color="auto"/>
@@ -213,7 +214,7 @@
         </w:tc>
         <w:tc>
           <w:tcPr>
-            <w:tcW w:w="2212" w:type="dxa"/>
+            <w:tcW w:w="2671" w:type="dxa"/>
             <w:gridSpan w:val="3"/>
             <w:tcBorders>
               <w:top w:val="single" w:sz="18" w:space="0" w:color="auto"/>
@@ -239,7 +240,7 @@
                 <w:sz w:val="28"/>
                 <w:szCs w:val="28"/>
               </w:rPr>
-              <w:t>{{funeral_date}}</w:t>
+              <w:t xml:space="preserve">{{funeral_date}}</w:t>
             </w:r>
           </w:p>
         </w:tc>
@@ -250,7 +251,7 @@
         </w:trPr>
         <w:tc>
           <w:tcPr>
-            <w:tcW w:w="1669" w:type="dxa"/>
+            <w:tcW w:w="1531" w:type="dxa"/>
             <w:vMerge/>
             <w:tcBorders>
               <w:top w:val="single" w:sz="2" w:space="0" w:color="auto"/>
@@ -274,7 +275,7 @@
         </w:tc>
         <w:tc>
           <w:tcPr>
-            <w:tcW w:w="2138" w:type="dxa"/>
+            <w:tcW w:w="1839" w:type="dxa"/>
             <w:gridSpan w:val="2"/>
             <w:vMerge/>
             <w:tcBorders>
@@ -301,13 +302,14 @@
                 <w:sz w:val="28"/>
                 <w:szCs w:val="28"/>
               </w:rPr>
-              <w:t xml:space="preserve">               </w:t>
-            </w:r>
-          </w:p>
-        </w:tc>
-        <w:tc>
-          <w:tcPr>
-            <w:tcW w:w="465" w:type="dxa"/>
+              <w:t xml:space="preserve">
+              </w:t>
+            </w:r>
+          </w:p>
+        </w:tc>
+        <w:tc>
+          <w:tcPr>
+            <w:tcW w:w="993" w:type="dxa"/>
             <w:gridSpan w:val="2"/>
             <w:tcBorders>
               <w:top w:val="single" w:sz="2" w:space="0" w:color="auto"/>
@@ -339,7 +341,7 @@
         </w:tc>
         <w:tc>
           <w:tcPr>
-            <w:tcW w:w="2672" w:type="dxa"/>
+            <w:tcW w:w="2272" w:type="dxa"/>
             <w:gridSpan w:val="6"/>
             <w:tcBorders>
               <w:top w:val="single" w:sz="2" w:space="0" w:color="auto"/>
@@ -355,21 +357,23 @@
               <w:jc w:val="center"/>
               <w:rPr>
                 <w:rFonts w:ascii="標楷體" w:eastAsia="標楷體" w:hAnsi="標楷體"/>
-                <w:szCs w:val="24"/>
-              </w:rPr>
-            </w:pPr>
-            <w:r>
-              <w:rPr>
-                <w:rFonts w:ascii="標楷體" w:eastAsia="標楷體" w:hAnsi="標楷體"/>
-                <w:szCs w:val="24"/>
-              </w:rPr>
-              <w:t>{{birth_date_export}}</w:t>
-            </w:r>
-          </w:p>
-        </w:tc>
-        <w:tc>
-          <w:tcPr>
-            <w:tcW w:w="1570" w:type="dxa"/>
+                <w:sz w:val="28"/>
+                <w:szCs w:val="28"/>
+              </w:rPr>
+            </w:pPr>
+            <w:r>
+              <w:rPr>
+                <w:rFonts w:ascii="標楷體" w:eastAsia="標楷體" w:hAnsi="標楷體"/>
+                <w:sz w:val="28"/>
+                <w:szCs w:val="28"/>
+              </w:rPr>
+              <w:t xml:space="preserve">{{birth_date_export}}</w:t>
+            </w:r>
+          </w:p>
+        </w:tc>
+        <w:tc>
+          <w:tcPr>
+            <w:tcW w:w="1420" w:type="dxa"/>
             <w:gridSpan w:val="3"/>
             <w:tcBorders>
               <w:top w:val="single" w:sz="2" w:space="0" w:color="auto"/>
@@ -401,7 +405,7 @@
         </w:tc>
         <w:tc>
           <w:tcPr>
-            <w:tcW w:w="2212" w:type="dxa"/>
+            <w:tcW w:w="2671" w:type="dxa"/>
             <w:gridSpan w:val="3"/>
             <w:tcBorders>
               <w:top w:val="single" w:sz="2" w:space="0" w:color="auto"/>
@@ -417,15 +421,17 @@
               <w:jc w:val="center"/>
               <w:rPr>
                 <w:rFonts w:ascii="標楷體" w:eastAsia="標楷體" w:hAnsi="標楷體"/>
-                <w:szCs w:val="24"/>
-              </w:rPr>
-            </w:pPr>
-            <w:r>
-              <w:rPr>
-                <w:rFonts w:ascii="標楷體" w:eastAsia="標楷體" w:hAnsi="標楷體"/>
-                <w:szCs w:val="24"/>
-              </w:rPr>
-              <w:t>{{death_date_export}}</w:t>
+                <w:sz w:val="28"/>
+                <w:szCs w:val="28"/>
+              </w:rPr>
+            </w:pPr>
+            <w:r>
+              <w:rPr>
+                <w:rFonts w:ascii="標楷體" w:eastAsia="標楷體" w:hAnsi="標楷體"/>
+                <w:sz w:val="28"/>
+                <w:szCs w:val="28"/>
+              </w:rPr>
+              <w:t xml:space="preserve">{{death_date_export}}</w:t>
             </w:r>
           </w:p>
         </w:tc>
@@ -436,7 +442,7 @@
         </w:trPr>
         <w:tc>
           <w:tcPr>
-            <w:tcW w:w="1669" w:type="dxa"/>
+            <w:tcW w:w="1531" w:type="dxa"/>
             <w:tcBorders>
               <w:top w:val="single" w:sz="2" w:space="0" w:color="auto"/>
               <w:left w:val="single" w:sz="18" w:space="0" w:color="auto"/>
@@ -467,7 +473,7 @@
         </w:tc>
         <w:tc>
           <w:tcPr>
-            <w:tcW w:w="2138" w:type="dxa"/>
+            <w:tcW w:w="1839" w:type="dxa"/>
             <w:gridSpan w:val="2"/>
             <w:tcBorders>
               <w:top w:val="single" w:sz="2" w:space="0" w:color="auto"/>
@@ -493,13 +499,13 @@
                 <w:sz w:val="28"/>
                 <w:szCs w:val="28"/>
               </w:rPr>
-              <w:t>{{inspection_unit}}</w:t>
-            </w:r>
-          </w:p>
-        </w:tc>
-        <w:tc>
-          <w:tcPr>
-            <w:tcW w:w="465" w:type="dxa"/>
+              <w:t xml:space="preserve">{{inspection_unit}}</w:t>
+            </w:r>
+          </w:p>
+        </w:tc>
+        <w:tc>
+          <w:tcPr>
+            <w:tcW w:w="993" w:type="dxa"/>
             <w:gridSpan w:val="2"/>
             <w:tcBorders>
               <w:top w:val="single" w:sz="2" w:space="0" w:color="auto"/>
@@ -531,7 +537,7 @@
         </w:tc>
         <w:tc>
           <w:tcPr>
-            <w:tcW w:w="2672" w:type="dxa"/>
+            <w:tcW w:w="2272" w:type="dxa"/>
             <w:gridSpan w:val="6"/>
             <w:tcBorders>
               <w:top w:val="single" w:sz="2" w:space="0" w:color="auto"/>
@@ -557,13 +563,13 @@
                 <w:sz w:val="28"/>
                 <w:szCs w:val="28"/>
               </w:rPr>
-              <w:t>{{source}}</w:t>
-            </w:r>
-          </w:p>
-        </w:tc>
-        <w:tc>
-          <w:tcPr>
-            <w:tcW w:w="1570" w:type="dxa"/>
+              <w:t xml:space="preserve">{{source}}</w:t>
+            </w:r>
+          </w:p>
+        </w:tc>
+        <w:tc>
+          <w:tcPr>
+            <w:tcW w:w="1420" w:type="dxa"/>
             <w:gridSpan w:val="3"/>
             <w:tcBorders>
               <w:top w:val="single" w:sz="2" w:space="0" w:color="auto"/>
@@ -595,7 +601,7 @@
         </w:tc>
         <w:tc>
           <w:tcPr>
-            <w:tcW w:w="2212" w:type="dxa"/>
+            <w:tcW w:w="2671" w:type="dxa"/>
             <w:gridSpan w:val="3"/>
             <w:tcBorders>
               <w:top w:val="single" w:sz="2" w:space="0" w:color="auto"/>
@@ -621,7 +627,7 @@
                 <w:sz w:val="28"/>
                 <w:szCs w:val="28"/>
               </w:rPr>
-              <w:t>{{ethnicity}}</w:t>
+              <w:t xml:space="preserve">{{ethnicity}}</w:t>
             </w:r>
           </w:p>
         </w:tc>
@@ -632,7 +638,7 @@
         </w:trPr>
         <w:tc>
           <w:tcPr>
-            <w:tcW w:w="1669" w:type="dxa"/>
+            <w:tcW w:w="1531" w:type="dxa"/>
             <w:tcBorders>
               <w:top w:val="single" w:sz="4" w:space="0" w:color="auto"/>
               <w:left w:val="single" w:sz="18" w:space="0" w:color="auto"/>
@@ -661,7 +667,7 @@
         </w:tc>
         <w:tc>
           <w:tcPr>
-            <w:tcW w:w="9057" w:type="dxa"/>
+            <w:tcW w:w="9195" w:type="dxa"/>
             <w:gridSpan w:val="16"/>
             <w:tcBorders>
               <w:top w:val="single" w:sz="4" w:space="0" w:color="auto"/>
@@ -684,7 +690,7 @@
                 <w:sz w:val="28"/>
                 <w:szCs w:val="28"/>
               </w:rPr>
-              <w:t>{{address_phone}}</w:t>
+              <w:t xml:space="preserve">{{address_phone}}</w:t>
             </w:r>
           </w:p>
         </w:tc>
@@ -695,7 +701,7 @@
         </w:trPr>
         <w:tc>
           <w:tcPr>
-            <w:tcW w:w="1669" w:type="dxa"/>
+            <w:tcW w:w="1531" w:type="dxa"/>
             <w:tcBorders>
               <w:left w:val="single" w:sz="18" w:space="0" w:color="auto"/>
             </w:tcBorders>
@@ -723,7 +729,7 @@
         </w:tc>
         <w:tc>
           <w:tcPr>
-            <w:tcW w:w="2138" w:type="dxa"/>
+            <w:tcW w:w="1839" w:type="dxa"/>
             <w:gridSpan w:val="2"/>
             <w:vAlign w:val="center"/>
           </w:tcPr>
@@ -743,13 +749,13 @@
                 <w:sz w:val="28"/>
                 <w:szCs w:val="28"/>
               </w:rPr>
-              <w:t>{{contact_1_name}}</w:t>
-            </w:r>
-          </w:p>
-        </w:tc>
-        <w:tc>
-          <w:tcPr>
-            <w:tcW w:w="760" w:type="dxa"/>
+              <w:t xml:space="preserve">{{contact_1_name}}</w:t>
+            </w:r>
+          </w:p>
+        </w:tc>
+        <w:tc>
+          <w:tcPr>
+            <w:tcW w:w="1418" w:type="dxa"/>
             <w:gridSpan w:val="3"/>
             <w:vAlign w:val="center"/>
           </w:tcPr>
@@ -775,7 +781,7 @@
         </w:tc>
         <w:tc>
           <w:tcPr>
-            <w:tcW w:w="2377" w:type="dxa"/>
+            <w:tcW w:w="1847" w:type="dxa"/>
             <w:gridSpan w:val="5"/>
             <w:vAlign w:val="center"/>
           </w:tcPr>
@@ -795,13 +801,13 @@
                 <w:sz w:val="28"/>
                 <w:szCs w:val="28"/>
               </w:rPr>
-              <w:t>{{contact_1_relation}}</w:t>
-            </w:r>
-          </w:p>
-        </w:tc>
-        <w:tc>
-          <w:tcPr>
-            <w:tcW w:w="1570" w:type="dxa"/>
+              <w:t xml:space="preserve">{{contact_1_relation}}</w:t>
+            </w:r>
+          </w:p>
+        </w:tc>
+        <w:tc>
+          <w:tcPr>
+            <w:tcW w:w="1420" w:type="dxa"/>
             <w:gridSpan w:val="3"/>
             <w:vAlign w:val="center"/>
           </w:tcPr>
@@ -827,7 +833,7 @@
         </w:tc>
         <w:tc>
           <w:tcPr>
-            <w:tcW w:w="2212" w:type="dxa"/>
+            <w:tcW w:w="2671" w:type="dxa"/>
             <w:gridSpan w:val="3"/>
             <w:tcBorders>
               <w:right w:val="single" w:sz="18" w:space="0" w:color="auto"/>
@@ -850,7 +856,7 @@
                 <w:sz w:val="28"/>
                 <w:szCs w:val="28"/>
               </w:rPr>
-              <w:t>{{contact_1_phone}}</w:t>
+              <w:t xml:space="preserve">{{contact_1_phone}}</w:t>
             </w:r>
           </w:p>
         </w:tc>
@@ -861,7 +867,7 @@
         </w:trPr>
         <w:tc>
           <w:tcPr>
-            <w:tcW w:w="1669" w:type="dxa"/>
+            <w:tcW w:w="1531" w:type="dxa"/>
             <w:tcBorders>
               <w:left w:val="single" w:sz="18" w:space="0" w:color="auto"/>
             </w:tcBorders>
@@ -889,7 +895,7 @@
         </w:tc>
         <w:tc>
           <w:tcPr>
-            <w:tcW w:w="2138" w:type="dxa"/>
+            <w:tcW w:w="1839" w:type="dxa"/>
             <w:gridSpan w:val="2"/>
             <w:vAlign w:val="center"/>
           </w:tcPr>
@@ -909,13 +915,13 @@
                 <w:sz w:val="28"/>
                 <w:szCs w:val="28"/>
               </w:rPr>
-              <w:t>{{contact_2_name}}</w:t>
-            </w:r>
-          </w:p>
-        </w:tc>
-        <w:tc>
-          <w:tcPr>
-            <w:tcW w:w="760" w:type="dxa"/>
+              <w:t xml:space="preserve">{{contact_2_name}}</w:t>
+            </w:r>
+          </w:p>
+        </w:tc>
+        <w:tc>
+          <w:tcPr>
+            <w:tcW w:w="1418" w:type="dxa"/>
             <w:gridSpan w:val="3"/>
             <w:vAlign w:val="center"/>
           </w:tcPr>
@@ -941,7 +947,7 @@
         </w:tc>
         <w:tc>
           <w:tcPr>
-            <w:tcW w:w="2377" w:type="dxa"/>
+            <w:tcW w:w="1847" w:type="dxa"/>
             <w:gridSpan w:val="5"/>
             <w:vAlign w:val="center"/>
           </w:tcPr>
@@ -961,13 +967,13 @@
                 <w:sz w:val="28"/>
                 <w:szCs w:val="28"/>
               </w:rPr>
-              <w:t>{{contact_2_relation}}</w:t>
-            </w:r>
-          </w:p>
-        </w:tc>
-        <w:tc>
-          <w:tcPr>
-            <w:tcW w:w="1570" w:type="dxa"/>
+              <w:t xml:space="preserve">{{contact_2_relation}}</w:t>
+            </w:r>
+          </w:p>
+        </w:tc>
+        <w:tc>
+          <w:tcPr>
+            <w:tcW w:w="1420" w:type="dxa"/>
             <w:gridSpan w:val="3"/>
             <w:vAlign w:val="center"/>
           </w:tcPr>
@@ -993,7 +999,7 @@
         </w:tc>
         <w:tc>
           <w:tcPr>
-            <w:tcW w:w="2212" w:type="dxa"/>
+            <w:tcW w:w="2671" w:type="dxa"/>
             <w:gridSpan w:val="3"/>
             <w:tcBorders>
               <w:right w:val="single" w:sz="18" w:space="0" w:color="auto"/>
@@ -1016,7 +1022,7 @@
                 <w:sz w:val="28"/>
                 <w:szCs w:val="28"/>
               </w:rPr>
-              <w:t>{{contact_2_phone}}</w:t>
+              <w:t xml:space="preserve">{{contact_2_phone}}</w:t>
             </w:r>
           </w:p>
         </w:tc>
@@ -1027,7 +1033,7 @@
         </w:trPr>
         <w:tc>
           <w:tcPr>
-            <w:tcW w:w="1669" w:type="dxa"/>
+            <w:tcW w:w="1531" w:type="dxa"/>
             <w:tcBorders>
               <w:left w:val="single" w:sz="18" w:space="0" w:color="auto"/>
             </w:tcBorders>
@@ -1055,7 +1061,7 @@
         </w:tc>
         <w:tc>
           <w:tcPr>
-            <w:tcW w:w="2138" w:type="dxa"/>
+            <w:tcW w:w="1839" w:type="dxa"/>
             <w:gridSpan w:val="2"/>
             <w:vAlign w:val="center"/>
           </w:tcPr>
@@ -1075,13 +1081,13 @@
                 <w:sz w:val="28"/>
                 <w:szCs w:val="28"/>
               </w:rPr>
-              <w:t>{{contact_3_name}}</w:t>
-            </w:r>
-          </w:p>
-        </w:tc>
-        <w:tc>
-          <w:tcPr>
-            <w:tcW w:w="760" w:type="dxa"/>
+              <w:t xml:space="preserve">{{contact_3_name}}</w:t>
+            </w:r>
+          </w:p>
+        </w:tc>
+        <w:tc>
+          <w:tcPr>
+            <w:tcW w:w="1418" w:type="dxa"/>
             <w:gridSpan w:val="3"/>
             <w:vAlign w:val="center"/>
           </w:tcPr>
@@ -1107,7 +1113,7 @@
         </w:tc>
         <w:tc>
           <w:tcPr>
-            <w:tcW w:w="2377" w:type="dxa"/>
+            <w:tcW w:w="1847" w:type="dxa"/>
             <w:gridSpan w:val="5"/>
             <w:vAlign w:val="center"/>
           </w:tcPr>
@@ -1127,13 +1133,13 @@
                 <w:sz w:val="28"/>
                 <w:szCs w:val="28"/>
               </w:rPr>
-              <w:t>{{contact_3_relation}}</w:t>
-            </w:r>
-          </w:p>
-        </w:tc>
-        <w:tc>
-          <w:tcPr>
-            <w:tcW w:w="1570" w:type="dxa"/>
+              <w:t xml:space="preserve">{{contact_3_relation}}</w:t>
+            </w:r>
+          </w:p>
+        </w:tc>
+        <w:tc>
+          <w:tcPr>
+            <w:tcW w:w="1420" w:type="dxa"/>
             <w:gridSpan w:val="3"/>
             <w:vAlign w:val="center"/>
           </w:tcPr>
@@ -1159,7 +1165,7 @@
         </w:tc>
         <w:tc>
           <w:tcPr>
-            <w:tcW w:w="2212" w:type="dxa"/>
+            <w:tcW w:w="2671" w:type="dxa"/>
             <w:gridSpan w:val="3"/>
             <w:tcBorders>
               <w:right w:val="single" w:sz="18" w:space="0" w:color="auto"/>
@@ -1182,7 +1188,7 @@
                 <w:sz w:val="28"/>
                 <w:szCs w:val="28"/>
               </w:rPr>
-              <w:t>{{contact_3_phone}}</w:t>
+              <w:t xml:space="preserve">{{contact_3_phone}}</w:t>
             </w:r>
           </w:p>
         </w:tc>
@@ -1193,7 +1199,7 @@
         </w:trPr>
         <w:tc>
           <w:tcPr>
-            <w:tcW w:w="1669" w:type="dxa"/>
+            <w:tcW w:w="1531" w:type="dxa"/>
             <w:tcBorders>
               <w:top w:val="double" w:sz="4" w:space="0" w:color="auto"/>
               <w:left w:val="single" w:sz="18" w:space="0" w:color="auto"/>
@@ -1223,7 +1229,7 @@
         </w:tc>
         <w:tc>
           <w:tcPr>
-            <w:tcW w:w="1797" w:type="dxa"/>
+            <w:tcW w:w="1273" w:type="dxa"/>
             <w:tcBorders>
               <w:top w:val="double" w:sz="4" w:space="0" w:color="auto"/>
               <w:bottom w:val="single" w:sz="4" w:space="0" w:color="auto"/>
@@ -1246,13 +1252,13 @@
                 <w:sz w:val="28"/>
                 <w:szCs w:val="28"/>
               </w:rPr>
-              <w:t>{{religion}}</w:t>
-            </w:r>
-          </w:p>
-        </w:tc>
-        <w:tc>
-          <w:tcPr>
-            <w:tcW w:w="603" w:type="dxa"/>
+              <w:t xml:space="preserve">{{religion}}</w:t>
+            </w:r>
+          </w:p>
+        </w:tc>
+        <w:tc>
+          <w:tcPr>
+            <w:tcW w:w="1417" w:type="dxa"/>
             <w:gridSpan w:val="2"/>
             <w:tcBorders>
               <w:top w:val="double" w:sz="4" w:space="0" w:color="auto"/>
@@ -1282,7 +1288,7 @@
         </w:tc>
         <w:tc>
           <w:tcPr>
-            <w:tcW w:w="2875" w:type="dxa"/>
+            <w:tcW w:w="2414" w:type="dxa"/>
             <w:gridSpan w:val="7"/>
             <w:tcBorders>
               <w:top w:val="double" w:sz="4" w:space="0" w:color="auto"/>
@@ -1306,13 +1312,13 @@
                 <w:sz w:val="28"/>
                 <w:szCs w:val="28"/>
               </w:rPr>
-              <w:t>{{pickup_location}}</w:t>
-            </w:r>
-          </w:p>
-        </w:tc>
-        <w:tc>
-          <w:tcPr>
-            <w:tcW w:w="1570" w:type="dxa"/>
+              <w:t xml:space="preserve">{{pickup_location}}</w:t>
+            </w:r>
+          </w:p>
+        </w:tc>
+        <w:tc>
+          <w:tcPr>
+            <w:tcW w:w="1420" w:type="dxa"/>
             <w:gridSpan w:val="3"/>
             <w:tcBorders>
               <w:top w:val="double" w:sz="4" w:space="0" w:color="auto"/>
@@ -1342,7 +1348,7 @@
         </w:tc>
         <w:tc>
           <w:tcPr>
-            <w:tcW w:w="2212" w:type="dxa"/>
+            <w:tcW w:w="2671" w:type="dxa"/>
             <w:gridSpan w:val="3"/>
             <w:tcBorders>
               <w:top w:val="double" w:sz="4" w:space="0" w:color="auto"/>
@@ -1367,7 +1373,7 @@
                 <w:sz w:val="28"/>
                 <w:szCs w:val="28"/>
               </w:rPr>
-              <w:t>{{altar_location}}</w:t>
+              <w:t xml:space="preserve">{{altar_location}}</w:t>
             </w:r>
           </w:p>
         </w:tc>
@@ -1378,7 +1384,7 @@
         </w:trPr>
         <w:tc>
           <w:tcPr>
-            <w:tcW w:w="1669" w:type="dxa"/>
+            <w:tcW w:w="1531" w:type="dxa"/>
             <w:tcBorders>
               <w:top w:val="single" w:sz="4" w:space="0" w:color="auto"/>
               <w:left w:val="single" w:sz="18" w:space="0" w:color="auto"/>
@@ -1408,36 +1414,36 @@
         </w:tc>
         <w:tc>
           <w:tcPr>
-            <w:tcW w:w="1797" w:type="dxa"/>
-            <w:tcBorders>
-              <w:top w:val="single" w:sz="4" w:space="0" w:color="auto"/>
-              <w:bottom w:val="single" w:sz="4" w:space="0" w:color="auto"/>
-            </w:tcBorders>
-            <w:vAlign w:val="center"/>
-          </w:tcPr>
-          <w:p>
-            <w:pPr>
-              <w:snapToGrid w:val="0"/>
-              <w:jc w:val="center"/>
-              <w:rPr>
-                <w:rFonts w:ascii="標楷體" w:eastAsia="標楷體" w:hAnsi="標楷體"/>
-                <w:sz w:val="28"/>
-                <w:szCs w:val="28"/>
-              </w:rPr>
-            </w:pPr>
-            <w:r>
-              <w:rPr>
-                <w:rFonts w:ascii="標楷體" w:eastAsia="標楷體" w:hAnsi="標楷體"/>
-                <w:sz w:val="28"/>
-                <w:szCs w:val="28"/>
-              </w:rPr>
-              <w:t>{{burial_type}}</w:t>
-            </w:r>
-          </w:p>
-        </w:tc>
-        <w:tc>
-          <w:tcPr>
-            <w:tcW w:w="603" w:type="dxa"/>
+            <w:tcW w:w="1273" w:type="dxa"/>
+            <w:tcBorders>
+              <w:top w:val="single" w:sz="4" w:space="0" w:color="auto"/>
+              <w:bottom w:val="single" w:sz="4" w:space="0" w:color="auto"/>
+            </w:tcBorders>
+            <w:vAlign w:val="center"/>
+          </w:tcPr>
+          <w:p>
+            <w:pPr>
+              <w:snapToGrid w:val="0"/>
+              <w:jc w:val="center"/>
+              <w:rPr>
+                <w:rFonts w:ascii="標楷體" w:eastAsia="標楷體" w:hAnsi="標楷體"/>
+                <w:sz w:val="28"/>
+                <w:szCs w:val="28"/>
+              </w:rPr>
+            </w:pPr>
+            <w:r>
+              <w:rPr>
+                <w:rFonts w:ascii="標楷體" w:eastAsia="標楷體" w:hAnsi="標楷體"/>
+                <w:sz w:val="28"/>
+                <w:szCs w:val="28"/>
+              </w:rPr>
+              <w:t xml:space="preserve">{{burial_type}}</w:t>
+            </w:r>
+          </w:p>
+        </w:tc>
+        <w:tc>
+          <w:tcPr>
+            <w:tcW w:w="1417" w:type="dxa"/>
             <w:gridSpan w:val="2"/>
             <w:tcBorders>
               <w:top w:val="single" w:sz="4" w:space="0" w:color="auto"/>
@@ -1467,7 +1473,7 @@
         </w:tc>
         <w:tc>
           <w:tcPr>
-            <w:tcW w:w="2875" w:type="dxa"/>
+            <w:tcW w:w="2414" w:type="dxa"/>
             <w:gridSpan w:val="7"/>
             <w:tcBorders>
               <w:top w:val="single" w:sz="4" w:space="0" w:color="auto"/>
@@ -1491,13 +1497,13 @@
                 <w:sz w:val="28"/>
                 <w:szCs w:val="28"/>
               </w:rPr>
-              <w:t>{{tower_location}}</w:t>
-            </w:r>
-          </w:p>
-        </w:tc>
-        <w:tc>
-          <w:tcPr>
-            <w:tcW w:w="1570" w:type="dxa"/>
+              <w:t xml:space="preserve">{{tower_location}}</w:t>
+            </w:r>
+          </w:p>
+        </w:tc>
+        <w:tc>
+          <w:tcPr>
+            <w:tcW w:w="1420" w:type="dxa"/>
             <w:gridSpan w:val="3"/>
             <w:tcBorders>
               <w:top w:val="single" w:sz="4" w:space="0" w:color="auto"/>
@@ -1535,7 +1541,7 @@
         </w:tc>
         <w:tc>
           <w:tcPr>
-            <w:tcW w:w="2212" w:type="dxa"/>
+            <w:tcW w:w="2671" w:type="dxa"/>
             <w:gridSpan w:val="3"/>
             <w:tcBorders>
               <w:top w:val="single" w:sz="4" w:space="0" w:color="auto"/>
@@ -1560,7 +1566,7 @@
                 <w:sz w:val="28"/>
                 <w:szCs w:val="28"/>
               </w:rPr>
-              <w:t>{{burial_location}}</w:t>
+              <w:t xml:space="preserve">{{burial_location}}</w:t>
             </w:r>
           </w:p>
         </w:tc>
@@ -1571,7 +1577,7 @@
         </w:trPr>
         <w:tc>
           <w:tcPr>
-            <w:tcW w:w="1669" w:type="dxa"/>
+            <w:tcW w:w="1531" w:type="dxa"/>
             <w:tcBorders>
               <w:top w:val="single" w:sz="4" w:space="0" w:color="auto"/>
               <w:left w:val="single" w:sz="18" w:space="0" w:color="auto"/>
@@ -1601,7 +1607,7 @@
         </w:tc>
         <w:tc>
           <w:tcPr>
-            <w:tcW w:w="2400" w:type="dxa"/>
+            <w:tcW w:w="2690" w:type="dxa"/>
             <w:gridSpan w:val="3"/>
             <w:tcBorders>
               <w:top w:val="single" w:sz="4" w:space="0" w:color="auto"/>
@@ -1625,13 +1631,13 @@
                 <w:sz w:val="28"/>
                 <w:szCs w:val="28"/>
               </w:rPr>
-              <w:t>{{tablet_handling}}</w:t>
-            </w:r>
-          </w:p>
-        </w:tc>
-        <w:tc>
-          <w:tcPr>
-            <w:tcW w:w="1916" w:type="dxa"/>
+              <w:t xml:space="preserve">{{tablet_handling}}</w:t>
+            </w:r>
+          </w:p>
+        </w:tc>
+        <w:tc>
+          <w:tcPr>
+            <w:tcW w:w="1417" w:type="dxa"/>
             <w:gridSpan w:val="5"/>
             <w:tcBorders>
               <w:top w:val="single" w:sz="4" w:space="0" w:color="auto"/>
@@ -1661,7 +1667,7 @@
         </w:tc>
         <w:tc>
           <w:tcPr>
-            <w:tcW w:w="4741" w:type="dxa"/>
+            <w:tcW w:w="5088" w:type="dxa"/>
             <w:gridSpan w:val="8"/>
             <w:tcBorders>
               <w:top w:val="single" w:sz="4" w:space="0" w:color="auto"/>
@@ -1686,7 +1692,7 @@
                 <w:sz w:val="28"/>
                 <w:szCs w:val="28"/>
               </w:rPr>
-              <w:t>{{spirit_location}}</w:t>
+              <w:t xml:space="preserve">{{spirit_location}}</w:t>
             </w:r>
           </w:p>
         </w:tc>
@@ -1697,7 +1703,7 @@
         </w:trPr>
         <w:tc>
           <w:tcPr>
-            <w:tcW w:w="1669" w:type="dxa"/>
+            <w:tcW w:w="1531" w:type="dxa"/>
             <w:tcBorders>
               <w:top w:val="double" w:sz="4" w:space="0" w:color="auto"/>
               <w:left w:val="single" w:sz="18" w:space="0" w:color="auto"/>
@@ -1727,7 +1733,7 @@
         </w:tc>
         <w:tc>
           <w:tcPr>
-            <w:tcW w:w="2138" w:type="dxa"/>
+            <w:tcW w:w="1839" w:type="dxa"/>
             <w:gridSpan w:val="2"/>
             <w:tcBorders>
               <w:top w:val="double" w:sz="4" w:space="0" w:color="auto"/>
@@ -1751,13 +1757,13 @@
                 <w:sz w:val="28"/>
                 <w:szCs w:val="28"/>
               </w:rPr>
-              <w:t>{{condolence_money}}</w:t>
-            </w:r>
-          </w:p>
-        </w:tc>
-        <w:tc>
-          <w:tcPr>
-            <w:tcW w:w="760" w:type="dxa"/>
+              <w:t xml:space="preserve">{{condolence_money}}</w:t>
+            </w:r>
+          </w:p>
+        </w:tc>
+        <w:tc>
+          <w:tcPr>
+            <w:tcW w:w="1418" w:type="dxa"/>
             <w:gridSpan w:val="3"/>
             <w:tcBorders>
               <w:top w:val="double" w:sz="4" w:space="0" w:color="auto"/>
@@ -1787,7 +1793,7 @@
         </w:tc>
         <w:tc>
           <w:tcPr>
-            <w:tcW w:w="2533" w:type="dxa"/>
+            <w:tcW w:w="2275" w:type="dxa"/>
             <w:gridSpan w:val="6"/>
             <w:tcBorders>
               <w:top w:val="double" w:sz="4" w:space="0" w:color="auto"/>
@@ -1811,13 +1817,13 @@
                 <w:sz w:val="28"/>
                 <w:szCs w:val="28"/>
               </w:rPr>
-              <w:t>{{towels}}</w:t>
-            </w:r>
-          </w:p>
-        </w:tc>
-        <w:tc>
-          <w:tcPr>
-            <w:tcW w:w="1634" w:type="dxa"/>
+              <w:t xml:space="preserve">{{towels}}</w:t>
+            </w:r>
+          </w:p>
+        </w:tc>
+        <w:tc>
+          <w:tcPr>
+            <w:tcW w:w="1559" w:type="dxa"/>
             <w:gridSpan w:val="3"/>
             <w:tcBorders>
               <w:top w:val="double" w:sz="4" w:space="0" w:color="auto"/>
@@ -1847,7 +1853,7 @@
         </w:tc>
         <w:tc>
           <w:tcPr>
-            <w:tcW w:w="1992" w:type="dxa"/>
+            <w:tcW w:w="2104" w:type="dxa"/>
             <w:gridSpan w:val="2"/>
             <w:tcBorders>
               <w:top w:val="double" w:sz="4" w:space="0" w:color="auto"/>
@@ -1872,7 +1878,7 @@
                 <w:sz w:val="28"/>
                 <w:szCs w:val="28"/>
               </w:rPr>
-              <w:t>{{small_towels}}</w:t>
+              <w:t xml:space="preserve">{{small_towels}}</w:t>
             </w:r>
           </w:p>
         </w:tc>
@@ -1883,7 +1889,7 @@
         </w:trPr>
         <w:tc>
           <w:tcPr>
-            <w:tcW w:w="1669" w:type="dxa"/>
+            <w:tcW w:w="1531" w:type="dxa"/>
             <w:tcBorders>
               <w:top w:val="single" w:sz="4" w:space="0" w:color="auto"/>
               <w:left w:val="single" w:sz="18" w:space="0" w:color="auto"/>
@@ -1913,7 +1919,7 @@
         </w:tc>
         <w:tc>
           <w:tcPr>
-            <w:tcW w:w="2138" w:type="dxa"/>
+            <w:tcW w:w="1839" w:type="dxa"/>
             <w:gridSpan w:val="2"/>
             <w:tcBorders>
               <w:top w:val="single" w:sz="4" w:space="0" w:color="auto"/>
@@ -1933,17 +1939,17 @@
             </w:pPr>
             <w:r>
               <w:rPr>
-                <w:rFonts w:ascii="標楷體" w:eastAsia="標楷體" w:hAnsi="標楷體" w:hint="eastAsia"/>
-                <w:sz w:val="28"/>
-                <w:szCs w:val="28"/>
-              </w:rPr>
-              <w:t>{{nailing_summary}}</w:t>
-            </w:r>
-          </w:p>
-        </w:tc>
-        <w:tc>
-          <w:tcPr>
-            <w:tcW w:w="760" w:type="dxa"/>
+                <w:rFonts w:ascii="標楷體" w:eastAsia="標楷體" w:hAnsi="標楷體"/>
+                <w:sz w:val="28"/>
+                <w:szCs w:val="28"/>
+              </w:rPr>
+              <w:t xml:space="preserve">{{nailing_summary}}</w:t>
+            </w:r>
+          </w:p>
+        </w:tc>
+        <w:tc>
+          <w:tcPr>
+            <w:tcW w:w="1418" w:type="dxa"/>
             <w:gridSpan w:val="3"/>
             <w:tcBorders>
               <w:top w:val="single" w:sz="4" w:space="0" w:color="auto"/>
@@ -1976,7 +1982,7 @@
         </w:tc>
         <w:tc>
           <w:tcPr>
-            <w:tcW w:w="1985" w:type="dxa"/>
+            <w:tcW w:w="1424" w:type="dxa"/>
             <w:gridSpan w:val="4"/>
             <w:tcBorders>
               <w:top w:val="single" w:sz="4" w:space="0" w:color="auto"/>
@@ -1989,6 +1995,39 @@
             <w:pPr>
               <w:snapToGrid w:val="0"/>
               <w:jc w:val="center"/>
+              <w:rPr>
+                <w:rFonts w:ascii="標楷體" w:eastAsia="標楷體" w:hAnsi="標楷體"/>
+                <w:b/>
+                <w:sz w:val="28"/>
+                <w:szCs w:val="28"/>
+              </w:rPr>
+            </w:pPr>
+            <w:r>
+              <w:rPr>
+                <w:rFonts w:ascii="標楷體" w:eastAsia="標楷體" w:hAnsi="標楷體"/>
+                <w:b/>
+                <w:sz w:val="28"/>
+                <w:szCs w:val="28"/>
+              </w:rPr>
+              <w:t xml:space="preserve">{{maternal_summary}}</w:t>
+            </w:r>
+          </w:p>
+        </w:tc>
+        <w:tc>
+          <w:tcPr>
+            <w:tcW w:w="851" w:type="dxa"/>
+            <w:gridSpan w:val="2"/>
+            <w:tcBorders>
+              <w:top w:val="single" w:sz="4" w:space="0" w:color="auto"/>
+              <w:bottom w:val="double" w:sz="4" w:space="0" w:color="auto"/>
+            </w:tcBorders>
+            <w:shd w:val="pct15" w:color="auto" w:fill="auto"/>
+            <w:vAlign w:val="center"/>
+          </w:tcPr>
+          <w:p>
+            <w:pPr>
+              <w:snapToGrid w:val="0"/>
+              <w:jc w:val="distribute"/>
               <w:rPr>
                 <w:rFonts w:ascii="標楷體" w:eastAsia="標楷體" w:hAnsi="標楷體"/>
                 <w:b/>
@@ -2003,17 +2042,53 @@
                 <w:sz w:val="28"/>
                 <w:szCs w:val="28"/>
               </w:rPr>
-              <w:t>{{maternal_summary}}</w:t>
-            </w:r>
-          </w:p>
-        </w:tc>
-        <w:tc>
-          <w:tcPr>
-            <w:tcW w:w="548" w:type="dxa"/>
+              <w:t>浴巾</w:t>
+            </w:r>
+          </w:p>
+        </w:tc>
+        <w:tc>
+          <w:tcPr>
+            <w:tcW w:w="992" w:type="dxa"/>
             <w:gridSpan w:val="2"/>
             <w:tcBorders>
               <w:top w:val="single" w:sz="4" w:space="0" w:color="auto"/>
               <w:bottom w:val="double" w:sz="4" w:space="0" w:color="auto"/>
+              <w:right w:val="single" w:sz="4" w:space="0" w:color="auto"/>
+            </w:tcBorders>
+            <w:shd w:val="pct15" w:color="auto" w:fill="auto"/>
+            <w:vAlign w:val="center"/>
+          </w:tcPr>
+          <w:p>
+            <w:pPr>
+              <w:snapToGrid w:val="0"/>
+              <w:jc w:val="center"/>
+              <w:rPr>
+                <w:rFonts w:ascii="標楷體" w:eastAsia="標楷體" w:hAnsi="標楷體"/>
+                <w:b/>
+                <w:sz w:val="28"/>
+                <w:szCs w:val="28"/>
+              </w:rPr>
+            </w:pPr>
+            <w:r>
+              <w:rPr>
+                <w:rFonts w:ascii="標楷體" w:eastAsia="標楷體" w:hAnsi="標楷體"/>
+                <w:b/>
+                <w:sz w:val="28"/>
+                <w:szCs w:val="28"/>
+              </w:rPr>
+              <w:t xml:space="preserve">{{bath_towels}}</w:t>
+            </w:r>
+          </w:p>
+        </w:tc>
+        <w:tc>
+          <w:tcPr>
+            <w:tcW w:w="1700" w:type="dxa"/>
+            <w:gridSpan w:val="2"/>
+            <w:tcBorders>
+              <w:top w:val="single" w:sz="4" w:space="0" w:color="auto"/>
+              <w:left w:val="single" w:sz="4" w:space="0" w:color="auto"/>
+              <w:bottom w:val="double" w:sz="4" w:space="0" w:color="auto"/>
+              <w:right w:val="single" w:sz="4" w:space="0" w:color="auto"/>
             </w:tcBorders>
             <w:shd w:val="pct15" w:color="auto" w:fill="auto"/>
             <w:vAlign w:val="center"/>
@@ -2036,82 +2111,13 @@
                 <w:sz w:val="28"/>
                 <w:szCs w:val="28"/>
               </w:rPr>
-              <w:t>浴巾</w:t>
-            </w:r>
-          </w:p>
-        </w:tc>
-        <w:tc>
-          <w:tcPr>
-            <w:tcW w:w="1414" w:type="dxa"/>
-            <w:gridSpan w:val="2"/>
-            <w:tcBorders>
-              <w:top w:val="single" w:sz="4" w:space="0" w:color="auto"/>
-              <w:bottom w:val="double" w:sz="4" w:space="0" w:color="auto"/>
-              <w:right w:val="single" w:sz="4" w:space="0" w:color="auto"/>
-            </w:tcBorders>
-            <w:shd w:val="pct15" w:color="auto" w:fill="auto"/>
-            <w:vAlign w:val="center"/>
-          </w:tcPr>
-          <w:p>
-            <w:pPr>
-              <w:snapToGrid w:val="0"/>
-              <w:jc w:val="center"/>
-              <w:rPr>
-                <w:rFonts w:ascii="標楷體" w:eastAsia="標楷體" w:hAnsi="標楷體"/>
-                <w:b/>
-                <w:sz w:val="28"/>
-                <w:szCs w:val="28"/>
-              </w:rPr>
-            </w:pPr>
-            <w:r>
-              <w:rPr>
-                <w:rFonts w:ascii="標楷體" w:eastAsia="標楷體" w:hAnsi="標楷體"/>
-                <w:b/>
-                <w:sz w:val="28"/>
-                <w:szCs w:val="28"/>
-              </w:rPr>
-              <w:t>{{bath_towels}}</w:t>
-            </w:r>
-          </w:p>
-        </w:tc>
-        <w:tc>
-          <w:tcPr>
-            <w:tcW w:w="496" w:type="dxa"/>
-            <w:gridSpan w:val="2"/>
-            <w:tcBorders>
-              <w:top w:val="single" w:sz="4" w:space="0" w:color="auto"/>
-              <w:left w:val="single" w:sz="4" w:space="0" w:color="auto"/>
-              <w:bottom w:val="double" w:sz="4" w:space="0" w:color="auto"/>
-              <w:right w:val="single" w:sz="4" w:space="0" w:color="auto"/>
-            </w:tcBorders>
-            <w:shd w:val="pct15" w:color="auto" w:fill="auto"/>
-            <w:vAlign w:val="center"/>
-          </w:tcPr>
-          <w:p>
-            <w:pPr>
-              <w:snapToGrid w:val="0"/>
-              <w:jc w:val="distribute"/>
-              <w:rPr>
-                <w:rFonts w:ascii="標楷體" w:eastAsia="標楷體" w:hAnsi="標楷體"/>
-                <w:b/>
-                <w:sz w:val="28"/>
-                <w:szCs w:val="28"/>
-              </w:rPr>
-            </w:pPr>
-            <w:r>
-              <w:rPr>
-                <w:rFonts w:ascii="標楷體" w:eastAsia="標楷體" w:hAnsi="標楷體" w:hint="eastAsia"/>
-                <w:b/>
-                <w:sz w:val="28"/>
-                <w:szCs w:val="28"/>
-              </w:rPr>
               <w:t>外家禮盒</w:t>
             </w:r>
           </w:p>
         </w:tc>
         <w:tc>
           <w:tcPr>
-            <w:tcW w:w="1716" w:type="dxa"/>
+            <w:tcW w:w="971" w:type="dxa"/>
             <w:tcBorders>
               <w:top w:val="single" w:sz="4" w:space="0" w:color="auto"/>
               <w:left w:val="single" w:sz="4" w:space="0" w:color="auto"/>
@@ -2139,7 +2145,7 @@
                 <w:sz w:val="28"/>
                 <w:szCs w:val="28"/>
               </w:rPr>
-              <w:t>{{maternal_gifts}}</w:t>
+              <w:t xml:space="preserve">{{maternal_gifts}}</w:t>
             </w:r>
           </w:p>
         </w:tc>
@@ -2150,7 +2156,7 @@
         </w:trPr>
         <w:tc>
           <w:tcPr>
-            <w:tcW w:w="1669" w:type="dxa"/>
+            <w:tcW w:w="1531" w:type="dxa"/>
             <w:tcBorders>
               <w:top w:val="double" w:sz="4" w:space="0" w:color="auto"/>
               <w:left w:val="single" w:sz="18" w:space="0" w:color="auto"/>
@@ -2180,7 +2186,7 @@
         </w:tc>
         <w:tc>
           <w:tcPr>
-            <w:tcW w:w="5431" w:type="dxa"/>
+            <w:tcW w:w="5532" w:type="dxa"/>
             <w:gridSpan w:val="11"/>
             <w:tcBorders>
               <w:top w:val="double" w:sz="4" w:space="0" w:color="auto"/>
@@ -2198,29 +2204,19 @@
                 <w:szCs w:val="28"/>
               </w:rPr>
             </w:pPr>
-            <w:proofErr w:type="gramStart"/>
-            <w:r>
-              <w:rPr>
-                <w:rFonts w:ascii="標楷體" w:eastAsia="標楷體" w:hAnsi="標楷體"/>
-                <w:sz w:val="28"/>
-                <w:szCs w:val="28"/>
-              </w:rPr>
-              <w:t>{{urn</w:t>
-            </w:r>
-            <w:proofErr w:type="gramEnd"/>
-            <w:r>
-              <w:rPr>
-                <w:rFonts w:ascii="標楷體" w:eastAsia="標楷體" w:hAnsi="標楷體"/>
-                <w:sz w:val="28"/>
-                <w:szCs w:val="28"/>
-              </w:rPr>
-              <w:t>_style_export}}</w:t>
-            </w:r>
-          </w:p>
-        </w:tc>
-        <w:tc>
-          <w:tcPr>
-            <w:tcW w:w="1634" w:type="dxa"/>
+            <w:r>
+              <w:rPr>
+                <w:rFonts w:ascii="標楷體" w:eastAsia="標楷體" w:hAnsi="標楷體"/>
+                <w:sz w:val="28"/>
+                <w:szCs w:val="28"/>
+              </w:rPr>
+              <w:t xml:space="preserve">{{urn_style_export}}</w:t>
+            </w:r>
+          </w:p>
+        </w:tc>
+        <w:tc>
+          <w:tcPr>
+            <w:tcW w:w="1559" w:type="dxa"/>
             <w:gridSpan w:val="3"/>
             <w:tcBorders>
               <w:top w:val="double" w:sz="4" w:space="0" w:color="auto"/>
@@ -2250,7 +2246,7 @@
         </w:tc>
         <w:tc>
           <w:tcPr>
-            <w:tcW w:w="1992" w:type="dxa"/>
+            <w:tcW w:w="2104" w:type="dxa"/>
             <w:gridSpan w:val="2"/>
             <w:tcBorders>
               <w:top w:val="double" w:sz="4" w:space="0" w:color="auto"/>
@@ -2275,7 +2271,7 @@
                 <w:sz w:val="28"/>
                 <w:szCs w:val="28"/>
               </w:rPr>
-              <w:t>{{coffin_style_export}}</w:t>
+              <w:t xml:space="preserve">{{coffin_style_export}}</w:t>
             </w:r>
           </w:p>
         </w:tc>
@@ -2286,7 +2282,7 @@
         </w:trPr>
         <w:tc>
           <w:tcPr>
-            <w:tcW w:w="1669" w:type="dxa"/>
+            <w:tcW w:w="1531" w:type="dxa"/>
             <w:tcBorders>
               <w:top w:val="single" w:sz="4" w:space="0" w:color="auto"/>
               <w:left w:val="single" w:sz="18" w:space="0" w:color="auto"/>
@@ -2316,7 +2312,7 @@
         </w:tc>
         <w:tc>
           <w:tcPr>
-            <w:tcW w:w="2138" w:type="dxa"/>
+            <w:tcW w:w="1839" w:type="dxa"/>
             <w:gridSpan w:val="2"/>
             <w:tcBorders>
               <w:top w:val="single" w:sz="4" w:space="0" w:color="auto"/>
@@ -2340,13 +2336,13 @@
                 <w:sz w:val="28"/>
                 <w:szCs w:val="28"/>
               </w:rPr>
-              <w:t>{{obituary_style}}</w:t>
-            </w:r>
-          </w:p>
-        </w:tc>
-        <w:tc>
-          <w:tcPr>
-            <w:tcW w:w="760" w:type="dxa"/>
+              <w:t xml:space="preserve">{{obituary_style}}</w:t>
+            </w:r>
+          </w:p>
+        </w:tc>
+        <w:tc>
+          <w:tcPr>
+            <w:tcW w:w="1418" w:type="dxa"/>
             <w:gridSpan w:val="3"/>
             <w:tcBorders>
               <w:top w:val="single" w:sz="4" w:space="0" w:color="auto"/>
@@ -2376,7 +2372,7 @@
         </w:tc>
         <w:tc>
           <w:tcPr>
-            <w:tcW w:w="1985" w:type="dxa"/>
+            <w:tcW w:w="1424" w:type="dxa"/>
             <w:gridSpan w:val="4"/>
             <w:tcBorders>
               <w:top w:val="single" w:sz="4" w:space="0" w:color="auto"/>
@@ -2401,13 +2397,13 @@
                 <w:sz w:val="28"/>
                 <w:szCs w:val="28"/>
               </w:rPr>
-              <w:t>{{extra_printing}}</w:t>
-            </w:r>
-          </w:p>
-        </w:tc>
-        <w:tc>
-          <w:tcPr>
-            <w:tcW w:w="1383" w:type="dxa"/>
+              <w:t xml:space="preserve">{{extra_printing}}</w:t>
+            </w:r>
+          </w:p>
+        </w:tc>
+        <w:tc>
+          <w:tcPr>
+            <w:tcW w:w="1418" w:type="dxa"/>
             <w:gridSpan w:val="3"/>
             <w:tcBorders>
               <w:top w:val="single" w:sz="4" w:space="0" w:color="auto"/>
@@ -2438,7 +2434,7 @@
         </w:tc>
         <w:tc>
           <w:tcPr>
-            <w:tcW w:w="2791" w:type="dxa"/>
+            <w:tcW w:w="3096" w:type="dxa"/>
             <w:gridSpan w:val="4"/>
             <w:tcBorders>
               <w:top w:val="single" w:sz="4" w:space="0" w:color="auto"/>
@@ -2464,7 +2460,7 @@
                 <w:sz w:val="28"/>
                 <w:szCs w:val="28"/>
               </w:rPr>
-              <w:t>{{date_selection}}</w:t>
+              <w:t xml:space="preserve">{{date_selection}}</w:t>
             </w:r>
           </w:p>
         </w:tc>
@@ -2475,7 +2471,7 @@
         </w:trPr>
         <w:tc>
           <w:tcPr>
-            <w:tcW w:w="1669" w:type="dxa"/>
+            <w:tcW w:w="1531" w:type="dxa"/>
             <w:tcBorders>
               <w:top w:val="single" w:sz="4" w:space="0" w:color="auto"/>
               <w:left w:val="single" w:sz="18" w:space="0" w:color="auto"/>
@@ -2505,7 +2501,7 @@
         </w:tc>
         <w:tc>
           <w:tcPr>
-            <w:tcW w:w="2138" w:type="dxa"/>
+            <w:tcW w:w="1839" w:type="dxa"/>
             <w:gridSpan w:val="2"/>
             <w:tcBorders>
               <w:top w:val="single" w:sz="4" w:space="0" w:color="auto"/>
@@ -2525,17 +2521,77 @@
             </w:pPr>
             <w:r>
               <w:rPr>
+                <w:rFonts w:ascii="標楷體" w:eastAsia="標楷體" w:hAnsi="標楷體"/>
+                <w:sz w:val="28"/>
+                <w:szCs w:val="28"/>
+              </w:rPr>
+              <w:t xml:space="preserve">{{farewell_rite_summary}}</w:t>
+            </w:r>
+          </w:p>
+        </w:tc>
+        <w:tc>
+          <w:tcPr>
+            <w:tcW w:w="1418" w:type="dxa"/>
+            <w:gridSpan w:val="3"/>
+            <w:tcBorders>
+              <w:top w:val="single" w:sz="4" w:space="0" w:color="auto"/>
+              <w:bottom w:val="single" w:sz="4" w:space="0" w:color="auto"/>
+            </w:tcBorders>
+            <w:vAlign w:val="center"/>
+          </w:tcPr>
+          <w:p>
+            <w:pPr>
+              <w:snapToGrid w:val="0"/>
+              <w:jc w:val="distribute"/>
+              <w:rPr>
+                <w:rFonts w:ascii="標楷體" w:eastAsia="標楷體" w:hAnsi="標楷體"/>
+                <w:sz w:val="28"/>
+                <w:szCs w:val="28"/>
+              </w:rPr>
+            </w:pPr>
+            <w:r>
+              <w:rPr>
                 <w:rFonts w:ascii="標楷體" w:eastAsia="標楷體" w:hAnsi="標楷體" w:hint="eastAsia"/>
                 <w:sz w:val="28"/>
                 <w:szCs w:val="28"/>
               </w:rPr>
-              <w:t>{{farewell_rite_summary}}</w:t>
-            </w:r>
-          </w:p>
-        </w:tc>
-        <w:tc>
-          <w:tcPr>
-            <w:tcW w:w="760" w:type="dxa"/>
+              <w:t>祭棺</w:t>
+            </w:r>
+          </w:p>
+        </w:tc>
+        <w:tc>
+          <w:tcPr>
+            <w:tcW w:w="2275" w:type="dxa"/>
+            <w:gridSpan w:val="6"/>
+            <w:tcBorders>
+              <w:top w:val="single" w:sz="4" w:space="0" w:color="auto"/>
+              <w:bottom w:val="single" w:sz="4" w:space="0" w:color="auto"/>
+            </w:tcBorders>
+            <w:vAlign w:val="center"/>
+          </w:tcPr>
+          <w:p>
+            <w:pPr>
+              <w:snapToGrid w:val="0"/>
+              <w:jc w:val="center"/>
+              <w:rPr>
+                <w:rFonts w:ascii="標楷體" w:eastAsia="標楷體" w:hAnsi="標楷體"/>
+                <w:sz w:val="28"/>
+                <w:szCs w:val="28"/>
+              </w:rPr>
+            </w:pPr>
+            <w:r>
+              <w:rPr>
+                <w:rFonts w:ascii="標楷體" w:eastAsia="標楷體" w:hAnsi="標楷體"/>
+                <w:sz w:val="28"/>
+                <w:szCs w:val="28"/>
+              </w:rPr>
+              <w:t xml:space="preserve">{{coffin_rite_summary}}</w:t>
+            </w:r>
+          </w:p>
+        </w:tc>
+        <w:tc>
+          <w:tcPr>
+            <w:tcW w:w="1559" w:type="dxa"/>
             <w:gridSpan w:val="3"/>
             <w:tcBorders>
               <w:top w:val="single" w:sz="4" w:space="0" w:color="auto"/>
@@ -2559,81 +2615,13 @@
                 <w:sz w:val="28"/>
                 <w:szCs w:val="28"/>
               </w:rPr>
-              <w:t>祭棺</w:t>
-            </w:r>
-          </w:p>
-        </w:tc>
-        <w:tc>
-          <w:tcPr>
-            <w:tcW w:w="2533" w:type="dxa"/>
-            <w:gridSpan w:val="6"/>
-            <w:tcBorders>
-              <w:top w:val="single" w:sz="4" w:space="0" w:color="auto"/>
-              <w:bottom w:val="single" w:sz="4" w:space="0" w:color="auto"/>
-            </w:tcBorders>
-            <w:vAlign w:val="center"/>
-          </w:tcPr>
-          <w:p>
-            <w:pPr>
-              <w:snapToGrid w:val="0"/>
-              <w:jc w:val="center"/>
-              <w:rPr>
-                <w:rFonts w:ascii="標楷體" w:eastAsia="標楷體" w:hAnsi="標楷體"/>
-                <w:sz w:val="28"/>
-                <w:szCs w:val="28"/>
-              </w:rPr>
-            </w:pPr>
-            <w:r>
-              <w:rPr>
-                <w:rFonts w:ascii="標楷體" w:eastAsia="標楷體" w:hAnsi="標楷體" w:hint="eastAsia"/>
-                <w:sz w:val="28"/>
-                <w:szCs w:val="28"/>
-              </w:rPr>
-              <w:t>{{coffin_rite_summary}}</w:t>
-            </w:r>
-            <w:r>
-              <w:rPr>
-                <w:rFonts w:ascii="標楷體" w:eastAsia="標楷體" w:hAnsi="標楷體"/>
-                <w:sz w:val="28"/>
-                <w:szCs w:val="28"/>
-              </w:rPr>
-              <w:t xml:space="preserve">               </w:t>
-            </w:r>
-          </w:p>
-        </w:tc>
-        <w:tc>
-          <w:tcPr>
-            <w:tcW w:w="1634" w:type="dxa"/>
-            <w:gridSpan w:val="3"/>
-            <w:tcBorders>
-              <w:top w:val="single" w:sz="4" w:space="0" w:color="auto"/>
-              <w:bottom w:val="single" w:sz="4" w:space="0" w:color="auto"/>
-            </w:tcBorders>
-            <w:vAlign w:val="center"/>
-          </w:tcPr>
-          <w:p>
-            <w:pPr>
-              <w:snapToGrid w:val="0"/>
-              <w:jc w:val="distribute"/>
-              <w:rPr>
-                <w:rFonts w:ascii="標楷體" w:eastAsia="標楷體" w:hAnsi="標楷體"/>
-                <w:sz w:val="28"/>
-                <w:szCs w:val="28"/>
-              </w:rPr>
-            </w:pPr>
-            <w:r>
-              <w:rPr>
-                <w:rFonts w:ascii="標楷體" w:eastAsia="標楷體" w:hAnsi="標楷體" w:hint="eastAsia"/>
-                <w:sz w:val="28"/>
-                <w:szCs w:val="28"/>
-              </w:rPr>
               <w:t>敲棺頭</w:t>
             </w:r>
           </w:p>
         </w:tc>
         <w:tc>
           <w:tcPr>
-            <w:tcW w:w="1992" w:type="dxa"/>
+            <w:tcW w:w="2104" w:type="dxa"/>
             <w:gridSpan w:val="2"/>
             <w:tcBorders>
               <w:top w:val="single" w:sz="4" w:space="0" w:color="auto"/>
@@ -2654,30 +2642,22 @@
             </w:pPr>
             <w:r>
               <w:rPr>
-                <w:rFonts w:ascii="標楷體" w:eastAsia="標楷體" w:hAnsi="標楷體" w:hint="eastAsia"/>
-                <w:sz w:val="28"/>
-                <w:szCs w:val="28"/>
-              </w:rPr>
-              <w:t>{{coffin_tap_summary}}</w:t>
-            </w:r>
-            <w:r>
-              <w:rPr>
-                <w:rFonts w:ascii="標楷體" w:eastAsia="標楷體" w:hAnsi="標楷體"/>
-                <w:sz w:val="28"/>
-                <w:szCs w:val="28"/>
-              </w:rPr>
-              <w:t xml:space="preserve">               </w:t>
+                <w:rFonts w:ascii="標楷體" w:eastAsia="標楷體" w:hAnsi="標楷體"/>
+                <w:sz w:val="28"/>
+                <w:szCs w:val="28"/>
+              </w:rPr>
+              <w:t xml:space="preserve">{{coffin_tap_summary}}</w:t>
             </w:r>
           </w:p>
         </w:tc>
       </w:tr>
       <w:tr>
         <w:trPr>
-          <w:trHeight w:val="1467"/>
+          <w:trHeight w:val="419"/>
         </w:trPr>
         <w:tc>
           <w:tcPr>
-            <w:tcW w:w="1669" w:type="dxa"/>
+            <w:tcW w:w="1531" w:type="dxa"/>
             <w:tcBorders>
               <w:top w:val="single" w:sz="4" w:space="0" w:color="auto"/>
               <w:left w:val="single" w:sz="18" w:space="0" w:color="auto"/>
@@ -2707,7 +2687,7 @@
         </w:tc>
         <w:tc>
           <w:tcPr>
-            <w:tcW w:w="2138" w:type="dxa"/>
+            <w:tcW w:w="1839" w:type="dxa"/>
             <w:gridSpan w:val="2"/>
             <w:tcBorders>
               <w:top w:val="single" w:sz="4" w:space="0" w:color="auto"/>
@@ -2727,16 +2707,17 @@
             </w:pPr>
             <w:r>
               <w:rPr>
-                <w:rFonts w:ascii="標楷體" w:hAnsi="標楷體" w:eastAsia="標楷體"/>
-                <w:sz w:val="28"/>
-              </w:rPr>
-              <w:t>{{mourning_dress_summary}}</w:t>
-            </w:r>
-          </w:p>
-        </w:tc>
-        <w:tc>
-          <w:tcPr>
-            <w:tcW w:w="760" w:type="dxa"/>
+                <w:rFonts w:ascii="標楷體" w:eastAsia="標楷體" w:hAnsi="標楷體"/>
+                <w:sz w:val="28"/>
+                <w:szCs w:val="28"/>
+              </w:rPr>
+              <w:t xml:space="preserve">{{mourning_dress_summary}}</w:t>
+            </w:r>
+          </w:p>
+        </w:tc>
+        <w:tc>
+          <w:tcPr>
+            <w:tcW w:w="1418" w:type="dxa"/>
             <w:gridSpan w:val="3"/>
             <w:tcBorders>
               <w:top w:val="single" w:sz="4" w:space="0" w:color="auto"/>
@@ -2766,7 +2747,7 @@
         </w:tc>
         <w:tc>
           <w:tcPr>
-            <w:tcW w:w="2533" w:type="dxa"/>
+            <w:tcW w:w="2275" w:type="dxa"/>
             <w:gridSpan w:val="6"/>
             <w:tcBorders>
               <w:top w:val="single" w:sz="4" w:space="0" w:color="auto"/>
@@ -2786,16 +2767,17 @@
             </w:pPr>
             <w:r>
               <w:rPr>
-                <w:rFonts w:ascii="標楷體" w:hAnsi="標楷體" w:eastAsia="標楷體"/>
-                <w:sz w:val="28"/>
-              </w:rPr>
-              <w:t>{{band_summary}}</w:t>
-            </w:r>
-          </w:p>
-        </w:tc>
-        <w:tc>
-          <w:tcPr>
-            <w:tcW w:w="1634" w:type="dxa"/>
+                <w:rFonts w:ascii="標楷體" w:eastAsia="標楷體" w:hAnsi="標楷體"/>
+                <w:sz w:val="28"/>
+                <w:szCs w:val="28"/>
+              </w:rPr>
+              <w:t xml:space="preserve">{{band_summary}}</w:t>
+            </w:r>
+          </w:p>
+        </w:tc>
+        <w:tc>
+          <w:tcPr>
+            <w:tcW w:w="1559" w:type="dxa"/>
             <w:gridSpan w:val="3"/>
             <w:tcBorders>
               <w:top w:val="single" w:sz="4" w:space="0" w:color="auto"/>
@@ -2825,7 +2807,7 @@
         </w:tc>
         <w:tc>
           <w:tcPr>
-            <w:tcW w:w="1992" w:type="dxa"/>
+            <w:tcW w:w="2104" w:type="dxa"/>
             <w:gridSpan w:val="2"/>
             <w:tcBorders>
               <w:top w:val="single" w:sz="4" w:space="0" w:color="auto"/>
@@ -2846,10 +2828,11 @@
             </w:pPr>
             <w:r>
               <w:rPr>
-                <w:rFonts w:ascii="標楷體" w:hAnsi="標楷體" w:eastAsia="標楷體"/>
-                <w:sz w:val="28"/>
-              </w:rPr>
-              <w:t>{{hearse_summary}}</w:t>
+                <w:rFonts w:ascii="標楷體" w:eastAsia="標楷體" w:hAnsi="標楷體"/>
+                <w:sz w:val="28"/>
+                <w:szCs w:val="28"/>
+              </w:rPr>
+              <w:t xml:space="preserve">{{hearse_summary}}</w:t>
             </w:r>
           </w:p>
         </w:tc>
@@ -2860,7 +2843,7 @@
         </w:trPr>
         <w:tc>
           <w:tcPr>
-            <w:tcW w:w="1669" w:type="dxa"/>
+            <w:tcW w:w="1531" w:type="dxa"/>
             <w:tcBorders>
               <w:left w:val="single" w:sz="18" w:space="0" w:color="auto"/>
               <w:bottom w:val="double" w:sz="4" w:space="0" w:color="auto"/>
@@ -2884,14 +2867,13 @@
                 <w:sz w:val="28"/>
                 <w:szCs w:val="28"/>
               </w:rPr>
-              <w:lastRenderedPageBreak/>
               <w:t>雙連巾</w:t>
             </w:r>
           </w:p>
         </w:tc>
         <w:tc>
           <w:tcPr>
-            <w:tcW w:w="2138" w:type="dxa"/>
+            <w:tcW w:w="1839" w:type="dxa"/>
             <w:gridSpan w:val="2"/>
             <w:tcBorders>
               <w:top w:val="single" w:sz="4" w:space="0" w:color="auto"/>
@@ -2916,13 +2898,13 @@
                 <w:sz w:val="28"/>
                 <w:szCs w:val="28"/>
               </w:rPr>
-              <w:t>{{double_towel}}</w:t>
-            </w:r>
-          </w:p>
-        </w:tc>
-        <w:tc>
-          <w:tcPr>
-            <w:tcW w:w="760" w:type="dxa"/>
+              <w:t xml:space="preserve">{{double_towel}}</w:t>
+            </w:r>
+          </w:p>
+        </w:tc>
+        <w:tc>
+          <w:tcPr>
+            <w:tcW w:w="1418" w:type="dxa"/>
             <w:gridSpan w:val="3"/>
             <w:tcBorders>
               <w:bottom w:val="double" w:sz="4" w:space="0" w:color="auto"/>
@@ -2952,7 +2934,7 @@
         </w:tc>
         <w:tc>
           <w:tcPr>
-            <w:tcW w:w="6159" w:type="dxa"/>
+            <w:tcW w:w="5938" w:type="dxa"/>
             <w:gridSpan w:val="11"/>
             <w:tcBorders>
               <w:top w:val="single" w:sz="4" w:space="0" w:color="auto"/>
@@ -2974,11 +2956,11 @@
             </w:pPr>
             <w:r>
               <w:rPr>
-                <w:rFonts w:ascii="標楷體" w:eastAsia="標楷體" w:hAnsi="標楷體" w:hint="eastAsia"/>
-                <w:sz w:val="28"/>
-                <w:szCs w:val="28"/>
-              </w:rPr>
-              <w:t>{{food_summary}}</w:t>
+                <w:rFonts w:ascii="標楷體" w:eastAsia="標楷體" w:hAnsi="標楷體"/>
+                <w:sz w:val="28"/>
+                <w:szCs w:val="28"/>
+              </w:rPr>
+              <w:t xml:space="preserve">{{food_summary}}</w:t>
             </w:r>
           </w:p>
         </w:tc>
@@ -3018,7 +3000,17 @@
                 <w:sz w:val="28"/>
                 <w:szCs w:val="28"/>
               </w:rPr>
-              <w:t>{{offering_summary}}</w:t>
+              <w:t xml:space="preserve">{{offering_summary}}</w:t>
+            </w:r>
+            <w:r>
+              <w:rPr>
+                <w:rFonts w:ascii="標楷體" w:eastAsia="標楷體" w:hAnsi="標楷體" w:hint="eastAsia"/>
+                <w:b/>
+                <w:sz w:val="28"/>
+                <w:szCs w:val="28"/>
+              </w:rPr>
+              <w:t>
+              </w:t>
             </w:r>
           </w:p>
         </w:tc>
@@ -3029,7 +3021,7 @@
         </w:trPr>
         <w:tc>
           <w:tcPr>
-            <w:tcW w:w="1669" w:type="dxa"/>
+            <w:tcW w:w="1531" w:type="dxa"/>
             <w:tcBorders>
               <w:top w:val="single" w:sz="4" w:space="0" w:color="auto"/>
               <w:left w:val="single" w:sz="18" w:space="0" w:color="auto"/>
@@ -3054,13 +3046,13 @@
                 <w:sz w:val="28"/>
                 <w:szCs w:val="28"/>
               </w:rPr>
-              <w:t>{{schedule_01_item}}</w:t>
-            </w:r>
-          </w:p>
-        </w:tc>
-        <w:tc>
-          <w:tcPr>
-            <w:tcW w:w="3867" w:type="dxa"/>
+              <w:t xml:space="preserve">{{schedule_01_item}}</w:t>
+            </w:r>
+          </w:p>
+        </w:tc>
+        <w:tc>
+          <w:tcPr>
+            <w:tcW w:w="3829" w:type="dxa"/>
             <w:gridSpan w:val="7"/>
             <w:tcBorders>
               <w:top w:val="single" w:sz="4" w:space="0" w:color="auto"/>
@@ -3081,48 +3073,48 @@
             </w:pPr>
             <w:r>
               <w:rPr>
+                <w:rFonts w:ascii="標楷體" w:eastAsia="標楷體" w:hAnsi="標楷體"/>
+                <w:sz w:val="28"/>
+                <w:szCs w:val="28"/>
+              </w:rPr>
+              <w:t xml:space="preserve">{{schedule_01_detail}}</w:t>
+            </w:r>
+          </w:p>
+        </w:tc>
+        <w:tc>
+          <w:tcPr>
+            <w:tcW w:w="852" w:type="dxa"/>
+            <w:gridSpan w:val="2"/>
+            <w:tcBorders>
+              <w:top w:val="single" w:sz="4" w:space="0" w:color="auto"/>
+              <w:bottom w:val="single" w:sz="4" w:space="0" w:color="auto"/>
+              <w:tl2br w:val="nil"/>
+            </w:tcBorders>
+            <w:vAlign w:val="center"/>
+          </w:tcPr>
+          <w:p>
+            <w:pPr>
+              <w:snapToGrid w:val="0"/>
+              <w:jc w:val="center"/>
+              <w:rPr>
+                <w:rFonts w:ascii="標楷體" w:eastAsia="標楷體" w:hAnsi="標楷體"/>
+                <w:sz w:val="28"/>
+                <w:szCs w:val="28"/>
+              </w:rPr>
+            </w:pPr>
+            <w:r>
+              <w:rPr>
                 <w:rFonts w:ascii="標楷體" w:eastAsia="標楷體" w:hAnsi="標楷體" w:hint="eastAsia"/>
                 <w:sz w:val="28"/>
                 <w:szCs w:val="28"/>
               </w:rPr>
-              <w:t>{{schedule_01_detail}}</w:t>
-            </w:r>
-          </w:p>
-        </w:tc>
-        <w:tc>
-          <w:tcPr>
-            <w:tcW w:w="1016" w:type="dxa"/>
-            <w:gridSpan w:val="2"/>
-            <w:tcBorders>
-              <w:top w:val="single" w:sz="4" w:space="0" w:color="auto"/>
-              <w:bottom w:val="single" w:sz="4" w:space="0" w:color="auto"/>
-              <w:tl2br w:val="nil"/>
-            </w:tcBorders>
-            <w:vAlign w:val="center"/>
-          </w:tcPr>
-          <w:p>
-            <w:pPr>
-              <w:snapToGrid w:val="0"/>
-              <w:jc w:val="center"/>
-              <w:rPr>
-                <w:rFonts w:ascii="標楷體" w:eastAsia="標楷體" w:hAnsi="標楷體"/>
-                <w:sz w:val="28"/>
-                <w:szCs w:val="28"/>
-              </w:rPr>
-            </w:pPr>
-            <w:r>
-              <w:rPr>
-                <w:rFonts w:ascii="標楷體" w:eastAsia="標楷體" w:hAnsi="標楷體" w:hint="eastAsia"/>
-                <w:sz w:val="28"/>
-                <w:szCs w:val="28"/>
-              </w:rPr>
               <w:t>備註</w:t>
             </w:r>
           </w:p>
         </w:tc>
         <w:tc>
           <w:tcPr>
-            <w:tcW w:w="4174" w:type="dxa"/>
+            <w:tcW w:w="4514" w:type="dxa"/>
             <w:gridSpan w:val="7"/>
             <w:tcBorders>
               <w:top w:val="single" w:sz="4" w:space="0" w:color="auto"/>
@@ -3147,7 +3139,7 @@
                 <w:sz w:val="28"/>
                 <w:szCs w:val="28"/>
               </w:rPr>
-              <w:t>{{schedule_01_remark}}</w:t>
+              <w:t xml:space="preserve">{{schedule_01_remark}}</w:t>
             </w:r>
           </w:p>
         </w:tc>
@@ -3158,7 +3150,7 @@
         </w:trPr>
         <w:tc>
           <w:tcPr>
-            <w:tcW w:w="1669" w:type="dxa"/>
+            <w:tcW w:w="1531" w:type="dxa"/>
             <w:tcBorders>
               <w:left w:val="single" w:sz="18" w:space="0" w:color="auto"/>
               <w:tl2br w:val="nil"/>
@@ -3181,13 +3173,13 @@
                 <w:sz w:val="28"/>
                 <w:szCs w:val="28"/>
               </w:rPr>
-              <w:t>{{schedule_02_item}}</w:t>
-            </w:r>
-          </w:p>
-        </w:tc>
-        <w:tc>
-          <w:tcPr>
-            <w:tcW w:w="3867" w:type="dxa"/>
+              <w:t xml:space="preserve">{{schedule_02_item}}</w:t>
+            </w:r>
+          </w:p>
+        </w:tc>
+        <w:tc>
+          <w:tcPr>
+            <w:tcW w:w="3829" w:type="dxa"/>
             <w:gridSpan w:val="7"/>
             <w:tcBorders>
               <w:tl2br w:val="nil"/>
@@ -3206,45 +3198,45 @@
             </w:pPr>
             <w:r>
               <w:rPr>
+                <w:rFonts w:ascii="標楷體" w:eastAsia="標楷體" w:hAnsi="標楷體"/>
+                <w:sz w:val="28"/>
+                <w:szCs w:val="28"/>
+              </w:rPr>
+              <w:t xml:space="preserve">{{schedule_02_detail}}</w:t>
+            </w:r>
+          </w:p>
+        </w:tc>
+        <w:tc>
+          <w:tcPr>
+            <w:tcW w:w="852" w:type="dxa"/>
+            <w:gridSpan w:val="2"/>
+            <w:tcBorders>
+              <w:tl2br w:val="nil"/>
+            </w:tcBorders>
+          </w:tcPr>
+          <w:p>
+            <w:pPr>
+              <w:snapToGrid w:val="0"/>
+              <w:jc w:val="center"/>
+              <w:rPr>
+                <w:rFonts w:ascii="標楷體" w:eastAsia="標楷體" w:hAnsi="標楷體"/>
+                <w:sz w:val="28"/>
+                <w:szCs w:val="28"/>
+              </w:rPr>
+            </w:pPr>
+            <w:r>
+              <w:rPr>
                 <w:rFonts w:ascii="標楷體" w:eastAsia="標楷體" w:hAnsi="標楷體" w:hint="eastAsia"/>
                 <w:sz w:val="28"/>
                 <w:szCs w:val="28"/>
               </w:rPr>
-              <w:t>{{schedule_02_detail}}</w:t>
-            </w:r>
-          </w:p>
-        </w:tc>
-        <w:tc>
-          <w:tcPr>
-            <w:tcW w:w="1016" w:type="dxa"/>
-            <w:gridSpan w:val="2"/>
-            <w:tcBorders>
-              <w:tl2br w:val="nil"/>
-            </w:tcBorders>
-          </w:tcPr>
-          <w:p>
-            <w:pPr>
-              <w:snapToGrid w:val="0"/>
-              <w:jc w:val="center"/>
-              <w:rPr>
-                <w:rFonts w:ascii="標楷體" w:eastAsia="標楷體" w:hAnsi="標楷體"/>
-                <w:sz w:val="28"/>
-                <w:szCs w:val="28"/>
-              </w:rPr>
-            </w:pPr>
-            <w:r>
-              <w:rPr>
-                <w:rFonts w:ascii="標楷體" w:eastAsia="標楷體" w:hAnsi="標楷體" w:hint="eastAsia"/>
-                <w:sz w:val="28"/>
-                <w:szCs w:val="28"/>
-              </w:rPr>
               <w:t>備註</w:t>
             </w:r>
           </w:p>
         </w:tc>
         <w:tc>
           <w:tcPr>
-            <w:tcW w:w="4174" w:type="dxa"/>
+            <w:tcW w:w="4514" w:type="dxa"/>
             <w:gridSpan w:val="7"/>
             <w:tcBorders>
               <w:right w:val="single" w:sz="18" w:space="0" w:color="auto"/>
@@ -3267,7 +3259,7 @@
                 <w:sz w:val="28"/>
                 <w:szCs w:val="28"/>
               </w:rPr>
-              <w:t>{{schedule_02_remark}}</w:t>
+              <w:t xml:space="preserve">{{schedule_02_remark}}</w:t>
             </w:r>
           </w:p>
         </w:tc>
@@ -3278,7 +3270,7 @@
         </w:trPr>
         <w:tc>
           <w:tcPr>
-            <w:tcW w:w="1669" w:type="dxa"/>
+            <w:tcW w:w="1531" w:type="dxa"/>
             <w:tcBorders>
               <w:left w:val="single" w:sz="18" w:space="0" w:color="auto"/>
               <w:tl2br w:val="nil"/>
@@ -3301,13 +3293,13 @@
                 <w:sz w:val="28"/>
                 <w:szCs w:val="28"/>
               </w:rPr>
-              <w:t>{{schedule_03_item}}</w:t>
-            </w:r>
-          </w:p>
-        </w:tc>
-        <w:tc>
-          <w:tcPr>
-            <w:tcW w:w="3867" w:type="dxa"/>
+              <w:t xml:space="preserve">{{schedule_03_item}}</w:t>
+            </w:r>
+          </w:p>
+        </w:tc>
+        <w:tc>
+          <w:tcPr>
+            <w:tcW w:w="3829" w:type="dxa"/>
             <w:gridSpan w:val="7"/>
             <w:tcBorders>
               <w:tl2br w:val="nil"/>
@@ -3326,45 +3318,45 @@
             </w:pPr>
             <w:r>
               <w:rPr>
+                <w:rFonts w:ascii="標楷體" w:eastAsia="標楷體" w:hAnsi="標楷體"/>
+                <w:sz w:val="28"/>
+                <w:szCs w:val="28"/>
+              </w:rPr>
+              <w:t xml:space="preserve">{{schedule_03_detail}}</w:t>
+            </w:r>
+          </w:p>
+        </w:tc>
+        <w:tc>
+          <w:tcPr>
+            <w:tcW w:w="852" w:type="dxa"/>
+            <w:gridSpan w:val="2"/>
+            <w:tcBorders>
+              <w:tl2br w:val="nil"/>
+            </w:tcBorders>
+          </w:tcPr>
+          <w:p>
+            <w:pPr>
+              <w:snapToGrid w:val="0"/>
+              <w:jc w:val="center"/>
+              <w:rPr>
+                <w:rFonts w:ascii="標楷體" w:eastAsia="標楷體" w:hAnsi="標楷體"/>
+                <w:sz w:val="28"/>
+                <w:szCs w:val="28"/>
+              </w:rPr>
+            </w:pPr>
+            <w:r>
+              <w:rPr>
                 <w:rFonts w:ascii="標楷體" w:eastAsia="標楷體" w:hAnsi="標楷體" w:hint="eastAsia"/>
                 <w:sz w:val="28"/>
                 <w:szCs w:val="28"/>
               </w:rPr>
-              <w:t>{{schedule_03_detail}}</w:t>
-            </w:r>
-          </w:p>
-        </w:tc>
-        <w:tc>
-          <w:tcPr>
-            <w:tcW w:w="1016" w:type="dxa"/>
-            <w:gridSpan w:val="2"/>
-            <w:tcBorders>
-              <w:tl2br w:val="nil"/>
-            </w:tcBorders>
-          </w:tcPr>
-          <w:p>
-            <w:pPr>
-              <w:snapToGrid w:val="0"/>
-              <w:jc w:val="center"/>
-              <w:rPr>
-                <w:rFonts w:ascii="標楷體" w:eastAsia="標楷體" w:hAnsi="標楷體"/>
-                <w:sz w:val="28"/>
-                <w:szCs w:val="28"/>
-              </w:rPr>
-            </w:pPr>
-            <w:r>
-              <w:rPr>
-                <w:rFonts w:ascii="標楷體" w:eastAsia="標楷體" w:hAnsi="標楷體" w:hint="eastAsia"/>
-                <w:sz w:val="28"/>
-                <w:szCs w:val="28"/>
-              </w:rPr>
               <w:t>備註</w:t>
             </w:r>
           </w:p>
         </w:tc>
         <w:tc>
           <w:tcPr>
-            <w:tcW w:w="4174" w:type="dxa"/>
+            <w:tcW w:w="4514" w:type="dxa"/>
             <w:gridSpan w:val="7"/>
             <w:tcBorders>
               <w:right w:val="single" w:sz="18" w:space="0" w:color="auto"/>
@@ -3387,7 +3379,7 @@
                 <w:sz w:val="28"/>
                 <w:szCs w:val="28"/>
               </w:rPr>
-              <w:t>{{schedule_03_remark}}</w:t>
+              <w:t xml:space="preserve">{{schedule_03_remark}}</w:t>
             </w:r>
           </w:p>
         </w:tc>
@@ -3398,7 +3390,7 @@
         </w:trPr>
         <w:tc>
           <w:tcPr>
-            <w:tcW w:w="1669" w:type="dxa"/>
+            <w:tcW w:w="1531" w:type="dxa"/>
             <w:tcBorders>
               <w:left w:val="single" w:sz="18" w:space="0" w:color="auto"/>
               <w:bottom w:val="single" w:sz="4" w:space="0" w:color="auto"/>
@@ -3422,13 +3414,13 @@
                 <w:sz w:val="28"/>
                 <w:szCs w:val="28"/>
               </w:rPr>
-              <w:t>{{schedule_04_item}}</w:t>
-            </w:r>
-          </w:p>
-        </w:tc>
-        <w:tc>
-          <w:tcPr>
-            <w:tcW w:w="3867" w:type="dxa"/>
+              <w:t xml:space="preserve">{{schedule_04_item}}</w:t>
+            </w:r>
+          </w:p>
+        </w:tc>
+        <w:tc>
+          <w:tcPr>
+            <w:tcW w:w="3829" w:type="dxa"/>
             <w:gridSpan w:val="7"/>
             <w:tcBorders>
               <w:bottom w:val="single" w:sz="4" w:space="0" w:color="auto"/>
@@ -3448,46 +3440,46 @@
             </w:pPr>
             <w:r>
               <w:rPr>
+                <w:rFonts w:ascii="標楷體" w:eastAsia="標楷體" w:hAnsi="標楷體"/>
+                <w:sz w:val="28"/>
+                <w:szCs w:val="28"/>
+              </w:rPr>
+              <w:t xml:space="preserve">{{schedule_04_detail}}</w:t>
+            </w:r>
+          </w:p>
+        </w:tc>
+        <w:tc>
+          <w:tcPr>
+            <w:tcW w:w="852" w:type="dxa"/>
+            <w:gridSpan w:val="2"/>
+            <w:tcBorders>
+              <w:bottom w:val="single" w:sz="4" w:space="0" w:color="auto"/>
+              <w:tl2br w:val="nil"/>
+            </w:tcBorders>
+          </w:tcPr>
+          <w:p>
+            <w:pPr>
+              <w:snapToGrid w:val="0"/>
+              <w:jc w:val="center"/>
+              <w:rPr>
+                <w:rFonts w:ascii="標楷體" w:eastAsia="標楷體" w:hAnsi="標楷體"/>
+                <w:sz w:val="28"/>
+                <w:szCs w:val="28"/>
+              </w:rPr>
+            </w:pPr>
+            <w:r>
+              <w:rPr>
                 <w:rFonts w:ascii="標楷體" w:eastAsia="標楷體" w:hAnsi="標楷體" w:hint="eastAsia"/>
                 <w:sz w:val="28"/>
                 <w:szCs w:val="28"/>
               </w:rPr>
-              <w:t>{{schedule_04_detail}}</w:t>
-            </w:r>
-          </w:p>
-        </w:tc>
-        <w:tc>
-          <w:tcPr>
-            <w:tcW w:w="1016" w:type="dxa"/>
-            <w:gridSpan w:val="2"/>
-            <w:tcBorders>
-              <w:bottom w:val="single" w:sz="4" w:space="0" w:color="auto"/>
-              <w:tl2br w:val="nil"/>
-            </w:tcBorders>
-          </w:tcPr>
-          <w:p>
-            <w:pPr>
-              <w:snapToGrid w:val="0"/>
-              <w:jc w:val="center"/>
-              <w:rPr>
-                <w:rFonts w:ascii="標楷體" w:eastAsia="標楷體" w:hAnsi="標楷體"/>
-                <w:sz w:val="28"/>
-                <w:szCs w:val="28"/>
-              </w:rPr>
-            </w:pPr>
-            <w:r>
-              <w:rPr>
-                <w:rFonts w:ascii="標楷體" w:eastAsia="標楷體" w:hAnsi="標楷體" w:hint="eastAsia"/>
-                <w:sz w:val="28"/>
-                <w:szCs w:val="28"/>
-              </w:rPr>
               <w:t>備註</w:t>
             </w:r>
           </w:p>
         </w:tc>
         <w:tc>
           <w:tcPr>
-            <w:tcW w:w="4174" w:type="dxa"/>
+            <w:tcW w:w="4514" w:type="dxa"/>
             <w:gridSpan w:val="7"/>
             <w:tcBorders>
               <w:bottom w:val="single" w:sz="4" w:space="0" w:color="auto"/>
@@ -3511,7 +3503,7 @@
                 <w:sz w:val="28"/>
                 <w:szCs w:val="28"/>
               </w:rPr>
-              <w:t>{{schedule_04_remark}}</w:t>
+              <w:t xml:space="preserve">{{schedule_04_remark}}</w:t>
             </w:r>
           </w:p>
         </w:tc>
@@ -3522,7 +3514,7 @@
         </w:trPr>
         <w:tc>
           <w:tcPr>
-            <w:tcW w:w="1669" w:type="dxa"/>
+            <w:tcW w:w="1531" w:type="dxa"/>
             <w:tcBorders>
               <w:left w:val="single" w:sz="18" w:space="0" w:color="auto"/>
               <w:bottom w:val="single" w:sz="4" w:space="0" w:color="auto"/>
@@ -3560,7 +3552,7 @@
         </w:tc>
         <w:tc>
           <w:tcPr>
-            <w:tcW w:w="9057" w:type="dxa"/>
+            <w:tcW w:w="9195" w:type="dxa"/>
             <w:gridSpan w:val="16"/>
             <w:tcBorders>
               <w:bottom w:val="single" w:sz="4" w:space="0" w:color="auto"/>
@@ -3584,7 +3576,7 @@
                 <w:sz w:val="28"/>
                 <w:szCs w:val="28"/>
               </w:rPr>
-              <w:t>{{paper_offerings}}</w:t>
+              <w:t xml:space="preserve">{{paper_offerings}}</w:t>
             </w:r>
           </w:p>
         </w:tc>
@@ -3595,7 +3587,7 @@
         </w:trPr>
         <w:tc>
           <w:tcPr>
-            <w:tcW w:w="1669" w:type="dxa"/>
+            <w:tcW w:w="1531" w:type="dxa"/>
             <w:tcBorders>
               <w:left w:val="single" w:sz="18" w:space="0" w:color="auto"/>
               <w:bottom w:val="double" w:sz="4" w:space="0" w:color="auto"/>
@@ -3625,7 +3617,7 @@
         </w:tc>
         <w:tc>
           <w:tcPr>
-            <w:tcW w:w="9057" w:type="dxa"/>
+            <w:tcW w:w="9195" w:type="dxa"/>
             <w:gridSpan w:val="16"/>
             <w:tcBorders>
               <w:bottom w:val="double" w:sz="4" w:space="0" w:color="auto"/>
@@ -3649,7 +3641,7 @@
                 <w:sz w:val="28"/>
                 <w:szCs w:val="28"/>
               </w:rPr>
-              <w:t>{{paper_money}}</w:t>
+              <w:t xml:space="preserve">{{paper_money}}</w:t>
             </w:r>
           </w:p>
         </w:tc>
@@ -3660,7 +3652,7 @@
         </w:trPr>
         <w:tc>
           <w:tcPr>
-            <w:tcW w:w="1669" w:type="dxa"/>
+            <w:tcW w:w="1531" w:type="dxa"/>
             <w:tcBorders>
               <w:top w:val="double" w:sz="4" w:space="0" w:color="auto"/>
               <w:left w:val="single" w:sz="18" w:space="0" w:color="auto"/>
@@ -3694,8 +3686,44 @@
         </w:tc>
         <w:tc>
           <w:tcPr>
-            <w:tcW w:w="3867" w:type="dxa"/>
+            <w:tcW w:w="3829" w:type="dxa"/>
             <w:gridSpan w:val="7"/>
+            <w:tcBorders>
+              <w:top w:val="double" w:sz="4" w:space="0" w:color="auto"/>
+              <w:left w:val="single" w:sz="4" w:space="0" w:color="auto"/>
+              <w:bottom w:val="single" w:sz="4" w:space="0" w:color="auto"/>
+              <w:right w:val="single" w:sz="4" w:space="0" w:color="auto"/>
+              <w:tl2br w:val="nil"/>
+            </w:tcBorders>
+            <w:shd w:val="clear" w:color="auto" w:fill="FFFFFF" w:themeFill="background1"/>
+            <w:vAlign w:val="center"/>
+          </w:tcPr>
+          <w:p>
+            <w:pPr>
+              <w:snapToGrid w:val="0"/>
+              <w:jc w:val="center"/>
+              <w:rPr>
+                <w:rFonts w:ascii="標楷體" w:eastAsia="標楷體" w:hAnsi="標楷體"/>
+                <w:bCs/>
+                <w:sz w:val="28"/>
+                <w:szCs w:val="28"/>
+              </w:rPr>
+            </w:pPr>
+            <w:r>
+              <w:rPr>
+                <w:rFonts w:ascii="標楷體" w:eastAsia="標楷體" w:hAnsi="標楷體"/>
+                <w:bCs/>
+                <w:sz w:val="28"/>
+                <w:szCs w:val="28"/>
+              </w:rPr>
+              <w:t xml:space="preserve">{{body_care_summary}}</w:t>
+            </w:r>
+          </w:p>
+        </w:tc>
+        <w:tc>
+          <w:tcPr>
+            <w:tcW w:w="1275" w:type="dxa"/>
+            <w:gridSpan w:val="3"/>
             <w:tcBorders>
               <w:top w:val="double" w:sz="4" w:space="0" w:color="auto"/>
               <w:left w:val="single" w:sz="4" w:space="0" w:color="auto"/>
@@ -3724,49 +3752,13 @@
                 <w:sz w:val="28"/>
                 <w:szCs w:val="28"/>
               </w:rPr>
-              <w:t>{{body_care_summary}}</w:t>
-            </w:r>
-          </w:p>
-        </w:tc>
-        <w:tc>
-          <w:tcPr>
-            <w:tcW w:w="1408" w:type="dxa"/>
-            <w:gridSpan w:val="3"/>
-            <w:tcBorders>
-              <w:top w:val="double" w:sz="4" w:space="0" w:color="auto"/>
-              <w:left w:val="single" w:sz="4" w:space="0" w:color="auto"/>
-              <w:bottom w:val="single" w:sz="4" w:space="0" w:color="auto"/>
-              <w:right w:val="single" w:sz="4" w:space="0" w:color="auto"/>
-              <w:tl2br w:val="nil"/>
-            </w:tcBorders>
-            <w:shd w:val="clear" w:color="auto" w:fill="FFFFFF" w:themeFill="background1"/>
-            <w:vAlign w:val="center"/>
-          </w:tcPr>
-          <w:p>
-            <w:pPr>
-              <w:snapToGrid w:val="0"/>
-              <w:jc w:val="center"/>
-              <w:rPr>
-                <w:rFonts w:ascii="標楷體" w:eastAsia="標楷體" w:hAnsi="標楷體"/>
-                <w:bCs/>
-                <w:sz w:val="28"/>
-                <w:szCs w:val="28"/>
-              </w:rPr>
-            </w:pPr>
-            <w:r>
-              <w:rPr>
-                <w:rFonts w:ascii="標楷體" w:eastAsia="標楷體" w:hAnsi="標楷體" w:hint="eastAsia"/>
-                <w:bCs/>
-                <w:sz w:val="28"/>
-                <w:szCs w:val="28"/>
-              </w:rPr>
               <w:t>壽衣</w:t>
             </w:r>
           </w:p>
         </w:tc>
         <w:tc>
           <w:tcPr>
-            <w:tcW w:w="3782" w:type="dxa"/>
+            <w:tcW w:w="4091" w:type="dxa"/>
             <w:gridSpan w:val="6"/>
             <w:tcBorders>
               <w:top w:val="double" w:sz="4" w:space="0" w:color="auto"/>
@@ -3791,12 +3783,12 @@
             </w:pPr>
             <w:r>
               <w:rPr>
-                <w:rFonts w:ascii="標楷體" w:eastAsia="標楷體" w:hAnsi="標楷體" w:hint="eastAsia"/>
+                <w:rFonts w:ascii="標楷體" w:eastAsia="標楷體" w:hAnsi="標楷體"/>
                 <w:bCs/>
                 <w:sz w:val="28"/>
                 <w:szCs w:val="28"/>
               </w:rPr>
-              <w:t>{{shroud_summary}}</w:t>
+              <w:t xml:space="preserve">{{shroud_summary}}</w:t>
             </w:r>
           </w:p>
         </w:tc>
@@ -3822,6 +3814,7 @@
           <w:p>
             <w:pPr>
               <w:snapToGrid w:val="0"/>
+              <w:jc w:val="both"/>
               <w:rPr>
                 <w:rFonts w:ascii="標楷體" w:eastAsia="標楷體" w:hAnsi="標楷體"/>
                 <w:b/>
@@ -3836,16 +3829,7 @@
                 <w:sz w:val="28"/>
                 <w:szCs w:val="28"/>
               </w:rPr>
-              <w:t>{{outside_board_summary}}</w:t>
-            </w:r>
-            <w:r>
-              <w:rPr>
-                <w:rFonts w:ascii="標楷體" w:eastAsia="標楷體" w:hAnsi="標楷體"/>
-                <w:b/>
-                <w:sz w:val="28"/>
-                <w:szCs w:val="28"/>
-              </w:rPr>
-              <w:t xml:space="preserve">               </w:t>
+              <w:t xml:space="preserve">{{outside_board_only_summary}}</w:t>
             </w:r>
             <w:r>
               <w:rPr>
@@ -3854,7 +3838,8 @@
                 <w:sz w:val="28"/>
                 <w:szCs w:val="28"/>
               </w:rPr>
-              <w:t xml:space="preserve">               </w:t>
+              <w:t>
+              </w:t>
             </w:r>
           </w:p>
         </w:tc>
@@ -3865,194 +3850,37 @@
         </w:trPr>
         <w:tc>
           <w:tcPr>
-            <w:tcW w:w="1669" w:type="dxa"/>
-            <w:tcBorders>
-              <w:top w:val="single" w:sz="4" w:space="0" w:color="auto"/>
+            <w:tcW w:w="10726" w:type="dxa"/>
+            <w:gridSpan w:val="17"/>
+            <w:tcBorders>
+              <w:top w:val="double" w:sz="4" w:space="0" w:color="auto"/>
               <w:left w:val="single" w:sz="18" w:space="0" w:color="auto"/>
-              <w:bottom w:val="single" w:sz="4" w:space="0" w:color="auto"/>
-              <w:tl2br w:val="nil"/>
-            </w:tcBorders>
-            <w:shd w:val="clear" w:color="auto" w:fill="FFFFFF" w:themeFill="background1"/>
-            <w:vAlign w:val="center"/>
-          </w:tcPr>
-          <w:p>
-            <w:pPr>
-              <w:snapToGrid w:val="0"/>
-              <w:jc w:val="distribute"/>
-              <w:rPr>
-                <w:rFonts w:ascii="標楷體" w:eastAsia="標楷體" w:hAnsi="標楷體"/>
-                <w:sz w:val="28"/>
-                <w:szCs w:val="28"/>
-              </w:rPr>
-            </w:pPr>
-            <w:r>
-              <w:rPr>
-                <w:rFonts w:ascii="標楷體" w:eastAsia="標楷體" w:hAnsi="標楷體" w:hint="eastAsia"/>
-                <w:sz w:val="28"/>
-                <w:szCs w:val="28"/>
-              </w:rPr>
-              <w:t>棚架搭設</w:t>
-            </w:r>
-          </w:p>
-        </w:tc>
-        <w:tc>
-          <w:tcPr>
-            <w:tcW w:w="2138" w:type="dxa"/>
-            <w:gridSpan w:val="2"/>
-            <w:tcBorders>
-              <w:top w:val="single" w:sz="4" w:space="0" w:color="auto"/>
-              <w:bottom w:val="single" w:sz="4" w:space="0" w:color="auto"/>
-              <w:tl2br w:val="nil"/>
-            </w:tcBorders>
-            <w:shd w:val="clear" w:color="auto" w:fill="FFFFFF" w:themeFill="background1"/>
-            <w:vAlign w:val="center"/>
-          </w:tcPr>
-          <w:p>
-            <w:pPr>
-              <w:snapToGrid w:val="0"/>
-              <w:jc w:val="center"/>
-              <w:rPr>
-                <w:rFonts w:ascii="標楷體" w:eastAsia="標楷體" w:hAnsi="標楷體"/>
-                <w:sz w:val="28"/>
-                <w:szCs w:val="28"/>
-              </w:rPr>
-            </w:pPr>
-            <w:r>
-              <w:rPr>
-                <w:rFonts w:ascii="標楷體" w:eastAsia="標楷體" w:hAnsi="標楷體"/>
-                <w:sz w:val="28"/>
-                <w:szCs w:val="28"/>
-              </w:rPr>
-              <w:t>{{canopy}}</w:t>
-            </w:r>
-          </w:p>
-        </w:tc>
-        <w:tc>
-          <w:tcPr>
-            <w:tcW w:w="760" w:type="dxa"/>
-            <w:gridSpan w:val="3"/>
-            <w:tcBorders>
-              <w:top w:val="single" w:sz="4" w:space="0" w:color="auto"/>
-              <w:bottom w:val="single" w:sz="4" w:space="0" w:color="auto"/>
-              <w:tl2br w:val="nil"/>
-            </w:tcBorders>
-            <w:shd w:val="clear" w:color="auto" w:fill="FFFFFF" w:themeFill="background1"/>
-            <w:vAlign w:val="center"/>
-          </w:tcPr>
-          <w:p>
-            <w:pPr>
-              <w:snapToGrid w:val="0"/>
-              <w:jc w:val="distribute"/>
-              <w:rPr>
-                <w:rFonts w:ascii="標楷體" w:eastAsia="標楷體" w:hAnsi="標楷體"/>
-                <w:sz w:val="28"/>
-                <w:szCs w:val="28"/>
-              </w:rPr>
-            </w:pPr>
-            <w:r>
-              <w:rPr>
-                <w:rFonts w:ascii="標楷體" w:eastAsia="標楷體" w:hAnsi="標楷體" w:hint="eastAsia"/>
-                <w:sz w:val="28"/>
-                <w:szCs w:val="28"/>
-              </w:rPr>
-              <w:t>奠禮地點</w:t>
-            </w:r>
-          </w:p>
-        </w:tc>
-        <w:tc>
-          <w:tcPr>
-            <w:tcW w:w="2533" w:type="dxa"/>
-            <w:gridSpan w:val="6"/>
-            <w:tcBorders>
-              <w:top w:val="single" w:sz="4" w:space="0" w:color="auto"/>
-              <w:bottom w:val="single" w:sz="4" w:space="0" w:color="auto"/>
-              <w:tl2br w:val="nil"/>
-            </w:tcBorders>
-            <w:shd w:val="clear" w:color="auto" w:fill="FFFFFF" w:themeFill="background1"/>
-            <w:vAlign w:val="center"/>
-          </w:tcPr>
-          <w:p>
-            <w:pPr>
-              <w:snapToGrid w:val="0"/>
-              <w:jc w:val="center"/>
-              <w:rPr>
-                <w:rFonts w:ascii="標楷體" w:eastAsia="標楷體" w:hAnsi="標楷體"/>
-                <w:sz w:val="28"/>
-                <w:szCs w:val="28"/>
-              </w:rPr>
-            </w:pPr>
-            <w:r>
-              <w:rPr>
-                <w:rFonts w:ascii="標楷體" w:eastAsia="標楷體" w:hAnsi="標楷體"/>
-                <w:sz w:val="28"/>
-                <w:szCs w:val="28"/>
-              </w:rPr>
-              <w:t>{{ceremony_location}}</w:t>
-            </w:r>
-          </w:p>
-        </w:tc>
-        <w:tc>
-          <w:tcPr>
-            <w:tcW w:w="1634" w:type="dxa"/>
-            <w:gridSpan w:val="3"/>
-            <w:tcBorders>
-              <w:top w:val="single" w:sz="4" w:space="0" w:color="auto"/>
-              <w:bottom w:val="single" w:sz="4" w:space="0" w:color="auto"/>
-              <w:tl2br w:val="nil"/>
-            </w:tcBorders>
-            <w:shd w:val="clear" w:color="auto" w:fill="FFFFFF" w:themeFill="background1"/>
-            <w:vAlign w:val="center"/>
-          </w:tcPr>
-          <w:p>
-            <w:pPr>
-              <w:snapToGrid w:val="0"/>
-              <w:jc w:val="distribute"/>
-              <w:rPr>
-                <w:rFonts w:ascii="標楷體" w:eastAsia="標楷體" w:hAnsi="標楷體"/>
-                <w:sz w:val="28"/>
-                <w:szCs w:val="28"/>
-              </w:rPr>
-            </w:pPr>
-            <w:r>
-              <w:rPr>
-                <w:rFonts w:ascii="標楷體" w:eastAsia="標楷體" w:hAnsi="標楷體" w:hint="eastAsia"/>
-                <w:sz w:val="28"/>
-                <w:szCs w:val="28"/>
-              </w:rPr>
-              <w:t>佈置樣式</w:t>
-            </w:r>
-          </w:p>
-        </w:tc>
-        <w:tc>
-          <w:tcPr>
-            <w:tcW w:w="1992" w:type="dxa"/>
-            <w:gridSpan w:val="2"/>
-            <w:tcBorders>
-              <w:top w:val="single" w:sz="4" w:space="0" w:color="auto"/>
               <w:bottom w:val="single" w:sz="4" w:space="0" w:color="auto"/>
               <w:right w:val="single" w:sz="18" w:space="0" w:color="auto"/>
               <w:tl2br w:val="nil"/>
             </w:tcBorders>
-            <w:shd w:val="clear" w:color="auto" w:fill="FFFFFF" w:themeFill="background1"/>
-            <w:vAlign w:val="center"/>
-          </w:tcPr>
-          <w:p>
-            <w:pPr>
-              <w:snapToGrid w:val="0"/>
-              <w:jc w:val="center"/>
-              <w:rPr>
-                <w:rFonts w:ascii="標楷體" w:eastAsia="標楷體" w:hAnsi="標楷體"/>
-                <w:sz w:val="28"/>
-                <w:szCs w:val="28"/>
-              </w:rPr>
-            </w:pPr>
-            <w:r>
-              <w:rPr>
-                <w:rFonts w:ascii="標楷體" w:eastAsia="標楷體" w:hAnsi="標楷體"/>
-                <w:sz w:val="28"/>
-                <w:szCs w:val="28"/>
-              </w:rPr>
-              <w:t>{{decoration_style}}</w:t>
+            <w:shd w:val="clear" w:color="auto" w:fill="F2F2F2" w:themeFill="background1" w:themeFillShade="F2"/>
+            <w:vAlign w:val="center"/>
+          </w:tcPr>
+          <w:p>
+            <w:pPr>
+              <w:snapToGrid w:val="0"/>
+              <w:jc w:val="both"/>
+              <w:rPr>
+                <w:rFonts w:ascii="標楷體" w:eastAsia="標楷體" w:hAnsi="標楷體" w:hint="eastAsia"/>
+                <w:b/>
+                <w:sz w:val="28"/>
+                <w:szCs w:val="28"/>
+              </w:rPr>
+            </w:pPr>
+            <w:r>
+              <w:rPr>
+                <w:rFonts w:ascii="標楷體" w:eastAsia="標楷體" w:hAnsi="標楷體" w:hint="eastAsia"/>
+                <w:b/>
+                <w:sz w:val="28"/>
+                <w:szCs w:val="28"/>
+              </w:rPr>
+              <w:t xml:space="preserve">{{ceremony_process_summary}}</w:t>
             </w:r>
           </w:p>
         </w:tc>
@@ -4063,7 +3891,7 @@
         </w:trPr>
         <w:tc>
           <w:tcPr>
-            <w:tcW w:w="1669" w:type="dxa"/>
+            <w:tcW w:w="1531" w:type="dxa"/>
             <w:tcBorders>
               <w:top w:val="single" w:sz="4" w:space="0" w:color="auto"/>
               <w:left w:val="single" w:sz="18" w:space="0" w:color="auto"/>
@@ -4089,13 +3917,13 @@
                 <w:sz w:val="28"/>
                 <w:szCs w:val="28"/>
               </w:rPr>
-              <w:t>相片樣式</w:t>
-            </w:r>
-          </w:p>
-        </w:tc>
-        <w:tc>
-          <w:tcPr>
-            <w:tcW w:w="2138" w:type="dxa"/>
+              <w:t>棚架搭設</w:t>
+            </w:r>
+          </w:p>
+        </w:tc>
+        <w:tc>
+          <w:tcPr>
+            <w:tcW w:w="1839" w:type="dxa"/>
             <w:gridSpan w:val="2"/>
             <w:tcBorders>
               <w:top w:val="single" w:sz="4" w:space="0" w:color="auto"/>
@@ -4121,13 +3949,13 @@
                 <w:sz w:val="28"/>
                 <w:szCs w:val="28"/>
               </w:rPr>
-              <w:t>{{photo_style}}</w:t>
-            </w:r>
-          </w:p>
-        </w:tc>
-        <w:tc>
-          <w:tcPr>
-            <w:tcW w:w="760" w:type="dxa"/>
+              <w:t xml:space="preserve">{{canopy}}</w:t>
+            </w:r>
+          </w:p>
+        </w:tc>
+        <w:tc>
+          <w:tcPr>
+            <w:tcW w:w="1418" w:type="dxa"/>
             <w:gridSpan w:val="3"/>
             <w:tcBorders>
               <w:top w:val="single" w:sz="4" w:space="0" w:color="auto"/>
@@ -4153,13 +3981,13 @@
                 <w:sz w:val="28"/>
                 <w:szCs w:val="28"/>
               </w:rPr>
-              <w:t>奠禮供品</w:t>
-            </w:r>
-          </w:p>
-        </w:tc>
-        <w:tc>
-          <w:tcPr>
-            <w:tcW w:w="2533" w:type="dxa"/>
+              <w:t>奠禮地點</w:t>
+            </w:r>
+          </w:p>
+        </w:tc>
+        <w:tc>
+          <w:tcPr>
+            <w:tcW w:w="2275" w:type="dxa"/>
             <w:gridSpan w:val="6"/>
             <w:tcBorders>
               <w:top w:val="single" w:sz="4" w:space="0" w:color="auto"/>
@@ -4185,13 +4013,13 @@
                 <w:sz w:val="28"/>
                 <w:szCs w:val="28"/>
               </w:rPr>
-              <w:t>{{ceremony_offerings}}</w:t>
-            </w:r>
-          </w:p>
-        </w:tc>
-        <w:tc>
-          <w:tcPr>
-            <w:tcW w:w="1634" w:type="dxa"/>
+              <w:t xml:space="preserve">{{ceremony_location}}</w:t>
+            </w:r>
+          </w:p>
+        </w:tc>
+        <w:tc>
+          <w:tcPr>
+            <w:tcW w:w="1559" w:type="dxa"/>
             <w:gridSpan w:val="3"/>
             <w:tcBorders>
               <w:top w:val="single" w:sz="4" w:space="0" w:color="auto"/>
@@ -4217,13 +4045,13 @@
                 <w:sz w:val="28"/>
                 <w:szCs w:val="28"/>
               </w:rPr>
-              <w:t>茅沙準備</w:t>
-            </w:r>
-          </w:p>
-        </w:tc>
-        <w:tc>
-          <w:tcPr>
-            <w:tcW w:w="1992" w:type="dxa"/>
+              <w:t>佈置樣式</w:t>
+            </w:r>
+          </w:p>
+        </w:tc>
+        <w:tc>
+          <w:tcPr>
+            <w:tcW w:w="2104" w:type="dxa"/>
             <w:gridSpan w:val="2"/>
             <w:tcBorders>
               <w:top w:val="single" w:sz="4" w:space="0" w:color="auto"/>
@@ -4250,7 +4078,7 @@
                 <w:sz w:val="28"/>
                 <w:szCs w:val="28"/>
               </w:rPr>
-              <w:t>{{maosha}}</w:t>
+              <w:t xml:space="preserve">{{decoration_style}}</w:t>
             </w:r>
           </w:p>
         </w:tc>
@@ -4261,13 +4089,14 @@
         </w:trPr>
         <w:tc>
           <w:tcPr>
-            <w:tcW w:w="1669" w:type="dxa"/>
+            <w:tcW w:w="1531" w:type="dxa"/>
             <w:tcBorders>
               <w:top w:val="single" w:sz="4" w:space="0" w:color="auto"/>
               <w:left w:val="single" w:sz="18" w:space="0" w:color="auto"/>
               <w:bottom w:val="single" w:sz="4" w:space="0" w:color="auto"/>
               <w:tl2br w:val="nil"/>
             </w:tcBorders>
+            <w:shd w:val="clear" w:color="auto" w:fill="FFFFFF" w:themeFill="background1"/>
             <w:vAlign w:val="center"/>
           </w:tcPr>
           <w:p>
@@ -4286,50 +4115,52 @@
                 <w:sz w:val="28"/>
                 <w:szCs w:val="28"/>
               </w:rPr>
-              <w:t>大燈製做</w:t>
-            </w:r>
-          </w:p>
-        </w:tc>
-        <w:tc>
-          <w:tcPr>
-            <w:tcW w:w="2138" w:type="dxa"/>
+              <w:t>相片樣式</w:t>
+            </w:r>
+          </w:p>
+        </w:tc>
+        <w:tc>
+          <w:tcPr>
+            <w:tcW w:w="1839" w:type="dxa"/>
             <w:gridSpan w:val="2"/>
             <w:tcBorders>
               <w:top w:val="single" w:sz="4" w:space="0" w:color="auto"/>
               <w:bottom w:val="single" w:sz="4" w:space="0" w:color="auto"/>
               <w:tl2br w:val="nil"/>
             </w:tcBorders>
-            <w:vAlign w:val="center"/>
-          </w:tcPr>
-          <w:p>
-            <w:pPr>
-              <w:snapToGrid w:val="0"/>
-              <w:jc w:val="center"/>
-              <w:rPr>
-                <w:rFonts w:ascii="標楷體" w:eastAsia="標楷體" w:hAnsi="標楷體"/>
-                <w:sz w:val="28"/>
-                <w:szCs w:val="28"/>
-              </w:rPr>
-            </w:pPr>
-            <w:r>
-              <w:rPr>
-                <w:rFonts w:ascii="標楷體" w:eastAsia="標楷體" w:hAnsi="標楷體"/>
-                <w:sz w:val="28"/>
-                <w:szCs w:val="28"/>
-              </w:rPr>
-              <w:t>{{large_lamp}}</w:t>
-            </w:r>
-          </w:p>
-        </w:tc>
-        <w:tc>
-          <w:tcPr>
-            <w:tcW w:w="760" w:type="dxa"/>
+            <w:shd w:val="clear" w:color="auto" w:fill="FFFFFF" w:themeFill="background1"/>
+            <w:vAlign w:val="center"/>
+          </w:tcPr>
+          <w:p>
+            <w:pPr>
+              <w:snapToGrid w:val="0"/>
+              <w:jc w:val="center"/>
+              <w:rPr>
+                <w:rFonts w:ascii="標楷體" w:eastAsia="標楷體" w:hAnsi="標楷體"/>
+                <w:sz w:val="28"/>
+                <w:szCs w:val="28"/>
+              </w:rPr>
+            </w:pPr>
+            <w:r>
+              <w:rPr>
+                <w:rFonts w:ascii="標楷體" w:eastAsia="標楷體" w:hAnsi="標楷體"/>
+                <w:sz w:val="28"/>
+                <w:szCs w:val="28"/>
+              </w:rPr>
+              <w:t xml:space="preserve">{{photo_style}}</w:t>
+            </w:r>
+          </w:p>
+        </w:tc>
+        <w:tc>
+          <w:tcPr>
+            <w:tcW w:w="1418" w:type="dxa"/>
             <w:gridSpan w:val="3"/>
             <w:tcBorders>
               <w:top w:val="single" w:sz="4" w:space="0" w:color="auto"/>
               <w:bottom w:val="single" w:sz="4" w:space="0" w:color="auto"/>
               <w:tl2br w:val="nil"/>
             </w:tcBorders>
+            <w:shd w:val="clear" w:color="auto" w:fill="FFFFFF" w:themeFill="background1"/>
             <w:vAlign w:val="center"/>
           </w:tcPr>
           <w:p>
@@ -4348,25 +4179,58 @@
                 <w:sz w:val="28"/>
                 <w:szCs w:val="28"/>
               </w:rPr>
-              <w:t>孝杖數量</w:t>
-            </w:r>
-          </w:p>
-        </w:tc>
-        <w:tc>
-          <w:tcPr>
-            <w:tcW w:w="2533" w:type="dxa"/>
+              <w:t>奠禮供品</w:t>
+            </w:r>
+          </w:p>
+        </w:tc>
+        <w:tc>
+          <w:tcPr>
+            <w:tcW w:w="2275" w:type="dxa"/>
             <w:gridSpan w:val="6"/>
             <w:tcBorders>
               <w:top w:val="single" w:sz="4" w:space="0" w:color="auto"/>
               <w:bottom w:val="single" w:sz="4" w:space="0" w:color="auto"/>
               <w:tl2br w:val="nil"/>
             </w:tcBorders>
-            <w:vAlign w:val="center"/>
-          </w:tcPr>
-          <w:p>
-            <w:pPr>
-              <w:snapToGrid w:val="0"/>
-              <w:jc w:val="center"/>
+            <w:shd w:val="clear" w:color="auto" w:fill="FFFFFF" w:themeFill="background1"/>
+            <w:vAlign w:val="center"/>
+          </w:tcPr>
+          <w:p>
+            <w:pPr>
+              <w:snapToGrid w:val="0"/>
+              <w:jc w:val="center"/>
+              <w:rPr>
+                <w:rFonts w:ascii="標楷體" w:eastAsia="標楷體" w:hAnsi="標楷體"/>
+                <w:sz w:val="28"/>
+                <w:szCs w:val="28"/>
+              </w:rPr>
+            </w:pPr>
+            <w:r>
+              <w:rPr>
+                <w:rFonts w:ascii="標楷體" w:eastAsia="標楷體" w:hAnsi="標楷體"/>
+                <w:sz w:val="28"/>
+                <w:szCs w:val="28"/>
+              </w:rPr>
+              <w:t xml:space="preserve">{{ceremony_offerings}}</w:t>
+            </w:r>
+          </w:p>
+        </w:tc>
+        <w:tc>
+          <w:tcPr>
+            <w:tcW w:w="1559" w:type="dxa"/>
+            <w:gridSpan w:val="3"/>
+            <w:tcBorders>
+              <w:top w:val="single" w:sz="4" w:space="0" w:color="auto"/>
+              <w:bottom w:val="single" w:sz="4" w:space="0" w:color="auto"/>
+              <w:tl2br w:val="nil"/>
+            </w:tcBorders>
+            <w:shd w:val="clear" w:color="auto" w:fill="FFFFFF" w:themeFill="background1"/>
+            <w:vAlign w:val="center"/>
+          </w:tcPr>
+          <w:p>
+            <w:pPr>
+              <w:snapToGrid w:val="0"/>
+              <w:jc w:val="distribute"/>
               <w:rPr>
                 <w:rFonts w:ascii="標楷體" w:eastAsia="標楷體" w:hAnsi="標楷體"/>
                 <w:sz w:val="28"/>
@@ -4379,44 +4243,13 @@
                 <w:sz w:val="28"/>
                 <w:szCs w:val="28"/>
               </w:rPr>
-              <w:t>{{staff_summary}}</w:t>
-            </w:r>
-          </w:p>
-        </w:tc>
-        <w:tc>
-          <w:tcPr>
-            <w:tcW w:w="1634" w:type="dxa"/>
-            <w:gridSpan w:val="3"/>
-            <w:tcBorders>
-              <w:top w:val="single" w:sz="4" w:space="0" w:color="auto"/>
-              <w:bottom w:val="single" w:sz="4" w:space="0" w:color="auto"/>
-              <w:tl2br w:val="nil"/>
-            </w:tcBorders>
-            <w:vAlign w:val="center"/>
-          </w:tcPr>
-          <w:p>
-            <w:pPr>
-              <w:snapToGrid w:val="0"/>
-              <w:jc w:val="distribute"/>
-              <w:rPr>
-                <w:rFonts w:ascii="標楷體" w:eastAsia="標楷體" w:hAnsi="標楷體"/>
-                <w:sz w:val="28"/>
-                <w:szCs w:val="28"/>
-              </w:rPr>
-            </w:pPr>
-            <w:r>
-              <w:rPr>
-                <w:rFonts w:ascii="標楷體" w:eastAsia="標楷體" w:hAnsi="標楷體" w:hint="eastAsia"/>
-                <w:sz w:val="28"/>
-                <w:szCs w:val="28"/>
-              </w:rPr>
-              <w:t>小燈數量</w:t>
-            </w:r>
-          </w:p>
-        </w:tc>
-        <w:tc>
-          <w:tcPr>
-            <w:tcW w:w="1992" w:type="dxa"/>
+              <w:t>茅沙準備</w:t>
+            </w:r>
+          </w:p>
+        </w:tc>
+        <w:tc>
+          <w:tcPr>
+            <w:tcW w:w="2104" w:type="dxa"/>
             <w:gridSpan w:val="2"/>
             <w:tcBorders>
               <w:top w:val="single" w:sz="4" w:space="0" w:color="auto"/>
@@ -4424,25 +4257,26 @@
               <w:right w:val="single" w:sz="18" w:space="0" w:color="auto"/>
               <w:tl2br w:val="nil"/>
             </w:tcBorders>
-            <w:vAlign w:val="center"/>
-          </w:tcPr>
-          <w:p>
-            <w:pPr>
-              <w:snapToGrid w:val="0"/>
-              <w:jc w:val="center"/>
-              <w:rPr>
-                <w:rFonts w:ascii="標楷體" w:eastAsia="標楷體" w:hAnsi="標楷體"/>
-                <w:sz w:val="28"/>
-                <w:szCs w:val="28"/>
-              </w:rPr>
-            </w:pPr>
-            <w:r>
-              <w:rPr>
-                <w:rFonts w:ascii="標楷體" w:eastAsia="標楷體" w:hAnsi="標楷體"/>
-                <w:sz w:val="28"/>
-                <w:szCs w:val="28"/>
-              </w:rPr>
-              <w:t>{{small_lamps}}</w:t>
+            <w:shd w:val="clear" w:color="auto" w:fill="FFFFFF" w:themeFill="background1"/>
+            <w:vAlign w:val="center"/>
+          </w:tcPr>
+          <w:p>
+            <w:pPr>
+              <w:snapToGrid w:val="0"/>
+              <w:jc w:val="center"/>
+              <w:rPr>
+                <w:rFonts w:ascii="標楷體" w:eastAsia="標楷體" w:hAnsi="標楷體"/>
+                <w:sz w:val="28"/>
+                <w:szCs w:val="28"/>
+              </w:rPr>
+            </w:pPr>
+            <w:r>
+              <w:rPr>
+                <w:rFonts w:ascii="標楷體" w:eastAsia="標楷體" w:hAnsi="標楷體"/>
+                <w:sz w:val="28"/>
+                <w:szCs w:val="28"/>
+              </w:rPr>
+              <w:t xml:space="preserve">{{maosha}}</w:t>
             </w:r>
           </w:p>
         </w:tc>
@@ -4453,7 +4287,7 @@
         </w:trPr>
         <w:tc>
           <w:tcPr>
-            <w:tcW w:w="1669" w:type="dxa"/>
+            <w:tcW w:w="1531" w:type="dxa"/>
             <w:tcBorders>
               <w:top w:val="single" w:sz="4" w:space="0" w:color="auto"/>
               <w:left w:val="single" w:sz="18" w:space="0" w:color="auto"/>
@@ -4478,13 +4312,13 @@
                 <w:sz w:val="28"/>
                 <w:szCs w:val="28"/>
               </w:rPr>
-              <w:t>遊覽車</w:t>
-            </w:r>
-          </w:p>
-        </w:tc>
-        <w:tc>
-          <w:tcPr>
-            <w:tcW w:w="2138" w:type="dxa"/>
+              <w:t>大燈製做</w:t>
+            </w:r>
+          </w:p>
+        </w:tc>
+        <w:tc>
+          <w:tcPr>
+            <w:tcW w:w="1839" w:type="dxa"/>
             <w:gridSpan w:val="2"/>
             <w:tcBorders>
               <w:top w:val="single" w:sz="4" w:space="0" w:color="auto"/>
@@ -4509,13 +4343,13 @@
                 <w:sz w:val="28"/>
                 <w:szCs w:val="28"/>
               </w:rPr>
-              <w:t>{{tour_bus}}</w:t>
-            </w:r>
-          </w:p>
-        </w:tc>
-        <w:tc>
-          <w:tcPr>
-            <w:tcW w:w="760" w:type="dxa"/>
+              <w:t xml:space="preserve">{{large_lamp}}</w:t>
+            </w:r>
+          </w:p>
+        </w:tc>
+        <w:tc>
+          <w:tcPr>
+            <w:tcW w:w="1418" w:type="dxa"/>
             <w:gridSpan w:val="3"/>
             <w:tcBorders>
               <w:top w:val="single" w:sz="4" w:space="0" w:color="auto"/>
@@ -4540,13 +4374,13 @@
                 <w:sz w:val="28"/>
                 <w:szCs w:val="28"/>
               </w:rPr>
-              <w:t>晉塔禮車</w:t>
-            </w:r>
-          </w:p>
-        </w:tc>
-        <w:tc>
-          <w:tcPr>
-            <w:tcW w:w="2533" w:type="dxa"/>
+              <w:t>孝杖數量</w:t>
+            </w:r>
+          </w:p>
+        </w:tc>
+        <w:tc>
+          <w:tcPr>
+            <w:tcW w:w="2275" w:type="dxa"/>
             <w:gridSpan w:val="6"/>
             <w:tcBorders>
               <w:top w:val="single" w:sz="4" w:space="0" w:color="auto"/>
@@ -4571,13 +4405,13 @@
                 <w:sz w:val="28"/>
                 <w:szCs w:val="28"/>
               </w:rPr>
-              <w:t>{{tower_car}}</w:t>
-            </w:r>
-          </w:p>
-        </w:tc>
-        <w:tc>
-          <w:tcPr>
-            <w:tcW w:w="1634" w:type="dxa"/>
+              <w:t xml:space="preserve">{{staff_summary}}</w:t>
+            </w:r>
+          </w:p>
+        </w:tc>
+        <w:tc>
+          <w:tcPr>
+            <w:tcW w:w="1559" w:type="dxa"/>
             <w:gridSpan w:val="3"/>
             <w:tcBorders>
               <w:top w:val="single" w:sz="4" w:space="0" w:color="auto"/>
@@ -4602,13 +4436,13 @@
                 <w:sz w:val="28"/>
                 <w:szCs w:val="28"/>
               </w:rPr>
-              <w:t>壓棺用品</w:t>
-            </w:r>
-          </w:p>
-        </w:tc>
-        <w:tc>
-          <w:tcPr>
-            <w:tcW w:w="1992" w:type="dxa"/>
+              <w:t>小燈數量</w:t>
+            </w:r>
+          </w:p>
+        </w:tc>
+        <w:tc>
+          <w:tcPr>
+            <w:tcW w:w="2104" w:type="dxa"/>
             <w:gridSpan w:val="2"/>
             <w:tcBorders>
               <w:top w:val="single" w:sz="4" w:space="0" w:color="auto"/>
@@ -4634,7 +4468,7 @@
                 <w:sz w:val="28"/>
                 <w:szCs w:val="28"/>
               </w:rPr>
-              <w:t>{{coffin_items}}</w:t>
+              <w:t xml:space="preserve">{{small_lamps}}</w:t>
             </w:r>
           </w:p>
         </w:tc>
@@ -4645,35 +4479,188 @@
         </w:trPr>
         <w:tc>
           <w:tcPr>
-            <w:tcW w:w="10726" w:type="dxa"/>
-            <w:gridSpan w:val="17"/>
-            <w:tcBorders>
-              <w:top w:val="double" w:sz="4" w:space="0" w:color="auto"/>
+            <w:tcW w:w="1531" w:type="dxa"/>
+            <w:tcBorders>
+              <w:top w:val="single" w:sz="4" w:space="0" w:color="auto"/>
               <w:left w:val="single" w:sz="18" w:space="0" w:color="auto"/>
               <w:bottom w:val="single" w:sz="4" w:space="0" w:color="auto"/>
+              <w:tl2br w:val="nil"/>
+            </w:tcBorders>
+            <w:vAlign w:val="center"/>
+          </w:tcPr>
+          <w:p>
+            <w:pPr>
+              <w:snapToGrid w:val="0"/>
+              <w:jc w:val="distribute"/>
+              <w:rPr>
+                <w:rFonts w:ascii="標楷體" w:eastAsia="標楷體" w:hAnsi="標楷體"/>
+                <w:sz w:val="28"/>
+                <w:szCs w:val="28"/>
+              </w:rPr>
+            </w:pPr>
+            <w:r>
+              <w:rPr>
+                <w:rFonts w:ascii="標楷體" w:eastAsia="標楷體" w:hAnsi="標楷體" w:hint="eastAsia"/>
+                <w:sz w:val="28"/>
+                <w:szCs w:val="28"/>
+              </w:rPr>
+              <w:t>遊覽車</w:t>
+            </w:r>
+          </w:p>
+        </w:tc>
+        <w:tc>
+          <w:tcPr>
+            <w:tcW w:w="1839" w:type="dxa"/>
+            <w:gridSpan w:val="2"/>
+            <w:tcBorders>
+              <w:top w:val="single" w:sz="4" w:space="0" w:color="auto"/>
+              <w:bottom w:val="single" w:sz="4" w:space="0" w:color="auto"/>
+              <w:tl2br w:val="nil"/>
+            </w:tcBorders>
+            <w:vAlign w:val="center"/>
+          </w:tcPr>
+          <w:p>
+            <w:pPr>
+              <w:snapToGrid w:val="0"/>
+              <w:jc w:val="center"/>
+              <w:rPr>
+                <w:rFonts w:ascii="標楷體" w:eastAsia="標楷體" w:hAnsi="標楷體"/>
+                <w:sz w:val="28"/>
+                <w:szCs w:val="28"/>
+              </w:rPr>
+            </w:pPr>
+            <w:r>
+              <w:rPr>
+                <w:rFonts w:ascii="標楷體" w:eastAsia="標楷體" w:hAnsi="標楷體"/>
+                <w:sz w:val="28"/>
+                <w:szCs w:val="28"/>
+              </w:rPr>
+              <w:t xml:space="preserve">{{tour_bus}}</w:t>
+            </w:r>
+          </w:p>
+        </w:tc>
+        <w:tc>
+          <w:tcPr>
+            <w:tcW w:w="1418" w:type="dxa"/>
+            <w:gridSpan w:val="3"/>
+            <w:tcBorders>
+              <w:top w:val="single" w:sz="4" w:space="0" w:color="auto"/>
+              <w:bottom w:val="single" w:sz="4" w:space="0" w:color="auto"/>
+              <w:tl2br w:val="nil"/>
+            </w:tcBorders>
+            <w:vAlign w:val="center"/>
+          </w:tcPr>
+          <w:p>
+            <w:pPr>
+              <w:snapToGrid w:val="0"/>
+              <w:jc w:val="distribute"/>
+              <w:rPr>
+                <w:rFonts w:ascii="標楷體" w:eastAsia="標楷體" w:hAnsi="標楷體"/>
+                <w:sz w:val="28"/>
+                <w:szCs w:val="28"/>
+              </w:rPr>
+            </w:pPr>
+            <w:r>
+              <w:rPr>
+                <w:rFonts w:ascii="標楷體" w:eastAsia="標楷體" w:hAnsi="標楷體" w:hint="eastAsia"/>
+                <w:sz w:val="28"/>
+                <w:szCs w:val="28"/>
+              </w:rPr>
+              <w:t>晉塔禮車</w:t>
+            </w:r>
+          </w:p>
+        </w:tc>
+        <w:tc>
+          <w:tcPr>
+            <w:tcW w:w="2275" w:type="dxa"/>
+            <w:gridSpan w:val="6"/>
+            <w:tcBorders>
+              <w:top w:val="single" w:sz="4" w:space="0" w:color="auto"/>
+              <w:bottom w:val="single" w:sz="4" w:space="0" w:color="auto"/>
+              <w:tl2br w:val="nil"/>
+            </w:tcBorders>
+            <w:vAlign w:val="center"/>
+          </w:tcPr>
+          <w:p>
+            <w:pPr>
+              <w:snapToGrid w:val="0"/>
+              <w:jc w:val="center"/>
+              <w:rPr>
+                <w:rFonts w:ascii="標楷體" w:eastAsia="標楷體" w:hAnsi="標楷體"/>
+                <w:sz w:val="28"/>
+                <w:szCs w:val="28"/>
+              </w:rPr>
+            </w:pPr>
+            <w:r>
+              <w:rPr>
+                <w:rFonts w:ascii="標楷體" w:eastAsia="標楷體" w:hAnsi="標楷體"/>
+                <w:sz w:val="28"/>
+                <w:szCs w:val="28"/>
+              </w:rPr>
+              <w:t xml:space="preserve">{{tower_car}}</w:t>
+            </w:r>
+          </w:p>
+        </w:tc>
+        <w:tc>
+          <w:tcPr>
+            <w:tcW w:w="1559" w:type="dxa"/>
+            <w:gridSpan w:val="3"/>
+            <w:tcBorders>
+              <w:top w:val="single" w:sz="4" w:space="0" w:color="auto"/>
+              <w:bottom w:val="single" w:sz="4" w:space="0" w:color="auto"/>
+              <w:tl2br w:val="nil"/>
+            </w:tcBorders>
+            <w:vAlign w:val="center"/>
+          </w:tcPr>
+          <w:p>
+            <w:pPr>
+              <w:snapToGrid w:val="0"/>
+              <w:jc w:val="distribute"/>
+              <w:rPr>
+                <w:rFonts w:ascii="標楷體" w:eastAsia="標楷體" w:hAnsi="標楷體"/>
+                <w:sz w:val="28"/>
+                <w:szCs w:val="28"/>
+              </w:rPr>
+            </w:pPr>
+            <w:r>
+              <w:rPr>
+                <w:rFonts w:ascii="標楷體" w:eastAsia="標楷體" w:hAnsi="標楷體" w:hint="eastAsia"/>
+                <w:sz w:val="28"/>
+                <w:szCs w:val="28"/>
+              </w:rPr>
+              <w:t>壓棺用品</w:t>
+            </w:r>
+          </w:p>
+        </w:tc>
+        <w:tc>
+          <w:tcPr>
+            <w:tcW w:w="2104" w:type="dxa"/>
+            <w:gridSpan w:val="2"/>
+            <w:tcBorders>
+              <w:top w:val="single" w:sz="4" w:space="0" w:color="auto"/>
+              <w:bottom w:val="single" w:sz="4" w:space="0" w:color="auto"/>
               <w:right w:val="single" w:sz="18" w:space="0" w:color="auto"/>
-            </w:tcBorders>
-            <w:shd w:val="clear" w:color="auto" w:fill="F2F2F2" w:themeFill="background1" w:themeFillShade="F2"/>
-            <w:vAlign w:val="center"/>
-          </w:tcPr>
-          <w:p>
-            <w:pPr>
-              <w:snapToGrid w:val="0"/>
-              <w:rPr>
-                <w:rFonts w:ascii="標楷體" w:eastAsia="標楷體" w:hAnsi="標楷體"/>
-                <w:b/>
-                <w:sz w:val="28"/>
-                <w:szCs w:val="28"/>
-              </w:rPr>
-            </w:pPr>
-            <w:r>
-              <w:rPr>
-                <w:rFonts w:ascii="標楷體" w:eastAsia="標楷體" w:hAnsi="標楷體" w:hint="eastAsia"/>
-                <w:b/>
-                <w:sz w:val="28"/>
-                <w:szCs w:val="28"/>
-              </w:rPr>
-              <w:t>陣頭：</w:t>
+              <w:tl2br w:val="nil"/>
+            </w:tcBorders>
+            <w:vAlign w:val="center"/>
+          </w:tcPr>
+          <w:p>
+            <w:pPr>
+              <w:snapToGrid w:val="0"/>
+              <w:jc w:val="center"/>
+              <w:rPr>
+                <w:rFonts w:ascii="標楷體" w:eastAsia="標楷體" w:hAnsi="標楷體"/>
+                <w:sz w:val="28"/>
+                <w:szCs w:val="28"/>
+              </w:rPr>
+            </w:pPr>
+            <w:r>
+              <w:rPr>
+                <w:rFonts w:ascii="標楷體" w:eastAsia="標楷體" w:hAnsi="標楷體"/>
+                <w:sz w:val="28"/>
+                <w:szCs w:val="28"/>
+              </w:rPr>
+              <w:t xml:space="preserve">{{coffin_items}}</w:t>
             </w:r>
           </w:p>
         </w:tc>
@@ -4687,30 +4674,32 @@
             <w:tcW w:w="10726" w:type="dxa"/>
             <w:gridSpan w:val="17"/>
             <w:tcBorders>
-              <w:top w:val="single" w:sz="4" w:space="0" w:color="auto"/>
+              <w:top w:val="double" w:sz="4" w:space="0" w:color="auto"/>
               <w:left w:val="single" w:sz="18" w:space="0" w:color="auto"/>
               <w:bottom w:val="single" w:sz="4" w:space="0" w:color="auto"/>
               <w:right w:val="single" w:sz="18" w:space="0" w:color="auto"/>
             </w:tcBorders>
-            <w:shd w:val="clear" w:color="auto" w:fill="FFFFFF" w:themeFill="background1"/>
-            <w:vAlign w:val="center"/>
-          </w:tcPr>
-          <w:p>
-            <w:pPr>
-              <w:snapToGrid w:val="0"/>
-              <w:rPr>
-                <w:rFonts w:ascii="標楷體" w:eastAsia="標楷體" w:hAnsi="標楷體"/>
-                <w:sz w:val="28"/>
-                <w:szCs w:val="28"/>
-              </w:rPr>
-            </w:pPr>
-            <w:r>
-              <w:rPr>
-                <w:rFonts w:ascii="標楷體" w:eastAsia="標楷體" w:hAnsi="標楷體"/>
-                <w:sz w:val="28"/>
-                <w:szCs w:val="28"/>
-              </w:rPr>
-              <w:t>{{procession_summary}}</w:t>
+            <w:shd w:val="clear" w:color="auto" w:fill="F2F2F2" w:themeFill="background1" w:themeFillShade="F2"/>
+            <w:vAlign w:val="center"/>
+          </w:tcPr>
+          <w:p>
+            <w:pPr>
+              <w:snapToGrid w:val="0"/>
+              <w:rPr>
+                <w:rFonts w:ascii="標楷體" w:eastAsia="標楷體" w:hAnsi="標楷體"/>
+                <w:b/>
+                <w:sz w:val="28"/>
+                <w:szCs w:val="28"/>
+              </w:rPr>
+            </w:pPr>
+            <w:r>
+              <w:rPr>
+                <w:rFonts w:ascii="標楷體" w:eastAsia="標楷體" w:hAnsi="標楷體" w:hint="eastAsia"/>
+                <w:b/>
+                <w:sz w:val="28"/>
+                <w:szCs w:val="28"/>
+              </w:rPr>
+              <w:t xml:space="preserve">陣頭：</w:t>
             </w:r>
           </w:p>
         </w:tc>
@@ -4726,7 +4715,7 @@
             <w:tcBorders>
               <w:top w:val="single" w:sz="4" w:space="0" w:color="auto"/>
               <w:left w:val="single" w:sz="18" w:space="0" w:color="auto"/>
-              <w:bottom w:val="double" w:sz="4" w:space="0" w:color="auto"/>
+              <w:bottom w:val="single" w:sz="4" w:space="0" w:color="auto"/>
               <w:right w:val="single" w:sz="18" w:space="0" w:color="auto"/>
             </w:tcBorders>
             <w:shd w:val="clear" w:color="auto" w:fill="FFFFFF" w:themeFill="background1"/>
@@ -4741,6 +4730,14 @@
                 <w:szCs w:val="28"/>
               </w:rPr>
             </w:pPr>
+            <w:r>
+              <w:rPr>
+                <w:rFonts w:ascii="標楷體" w:eastAsia="標楷體" w:hAnsi="標楷體"/>
+                <w:sz w:val="28"/>
+                <w:szCs w:val="28"/>
+              </w:rPr>
+              <w:t xml:space="preserve">{{procession_summary}}</w:t>
+            </w:r>
           </w:p>
         </w:tc>
       </w:tr>
@@ -4750,7 +4747,7 @@
         </w:trPr>
         <w:tc>
           <w:tcPr>
-            <w:tcW w:w="1669" w:type="dxa"/>
+            <w:tcW w:w="1531" w:type="dxa"/>
             <w:tcBorders>
               <w:top w:val="double" w:sz="4" w:space="0" w:color="auto"/>
               <w:left w:val="single" w:sz="18" w:space="0" w:color="auto"/>
@@ -4783,7 +4780,7 @@
         </w:tc>
         <w:tc>
           <w:tcPr>
-            <w:tcW w:w="3395" w:type="dxa"/>
+            <w:tcW w:w="3540" w:type="dxa"/>
             <w:gridSpan w:val="6"/>
             <w:tcBorders>
               <w:top w:val="single" w:sz="4" w:space="0" w:color="auto"/>
@@ -4807,13 +4804,13 @@
                 <w:sz w:val="28"/>
                 <w:szCs w:val="28"/>
               </w:rPr>
-              <w:t>{{hundred_days}}</w:t>
-            </w:r>
-          </w:p>
-        </w:tc>
-        <w:tc>
-          <w:tcPr>
-            <w:tcW w:w="1880" w:type="dxa"/>
+              <w:t xml:space="preserve">{{hundred_days}}</w:t>
+            </w:r>
+          </w:p>
+        </w:tc>
+        <w:tc>
+          <w:tcPr>
+            <w:tcW w:w="1564" w:type="dxa"/>
             <w:gridSpan w:val="4"/>
             <w:tcBorders>
               <w:top w:val="single" w:sz="4" w:space="0" w:color="auto"/>
@@ -4846,7 +4843,7 @@
         </w:tc>
         <w:tc>
           <w:tcPr>
-            <w:tcW w:w="3782" w:type="dxa"/>
+            <w:tcW w:w="4091" w:type="dxa"/>
             <w:gridSpan w:val="6"/>
             <w:tcBorders>
               <w:top w:val="single" w:sz="4" w:space="0" w:color="auto"/>
@@ -4871,7 +4868,7 @@
                 <w:sz w:val="28"/>
                 <w:szCs w:val="28"/>
               </w:rPr>
-              <w:t>{{anniversary}}</w:t>
+              <w:t xml:space="preserve">{{anniversary}}</w:t>
             </w:r>
           </w:p>
         </w:tc>
@@ -4882,7 +4879,7 @@
         </w:trPr>
         <w:tc>
           <w:tcPr>
-            <w:tcW w:w="1669" w:type="dxa"/>
+            <w:tcW w:w="1531" w:type="dxa"/>
             <w:tcBorders>
               <w:left w:val="single" w:sz="18" w:space="0" w:color="auto"/>
               <w:bottom w:val="single" w:sz="18" w:space="0" w:color="auto"/>
@@ -4914,7 +4911,7 @@
         </w:tc>
         <w:tc>
           <w:tcPr>
-            <w:tcW w:w="3395" w:type="dxa"/>
+            <w:tcW w:w="3540" w:type="dxa"/>
             <w:gridSpan w:val="6"/>
             <w:tcBorders>
               <w:bottom w:val="single" w:sz="18" w:space="0" w:color="auto"/>
@@ -4937,13 +4934,13 @@
                 <w:sz w:val="28"/>
                 <w:szCs w:val="28"/>
               </w:rPr>
-              <w:t>{{ancestor_tablet}}</w:t>
-            </w:r>
-          </w:p>
-        </w:tc>
-        <w:tc>
-          <w:tcPr>
-            <w:tcW w:w="1880" w:type="dxa"/>
+              <w:t xml:space="preserve">{{ancestor_tablet}}</w:t>
+            </w:r>
+          </w:p>
+        </w:tc>
+        <w:tc>
+          <w:tcPr>
+            <w:tcW w:w="1564" w:type="dxa"/>
             <w:gridSpan w:val="4"/>
             <w:tcBorders>
               <w:bottom w:val="single" w:sz="18" w:space="0" w:color="auto"/>
@@ -4975,7 +4972,7 @@
         </w:tc>
         <w:tc>
           <w:tcPr>
-            <w:tcW w:w="3782" w:type="dxa"/>
+            <w:tcW w:w="4091" w:type="dxa"/>
             <w:gridSpan w:val="6"/>
             <w:tcBorders>
               <w:bottom w:val="single" w:sz="18" w:space="0" w:color="auto"/>
@@ -4999,7 +4996,7 @@
                 <w:sz w:val="28"/>
                 <w:szCs w:val="28"/>
               </w:rPr>
-              <w:t>{{ancestor_tower}}</w:t>
+              <w:t xml:space="preserve">{{ancestor_tower}}</w:t>
             </w:r>
           </w:p>
         </w:tc>
@@ -5045,12 +5042,12 @@
         <w:tblLook w:val="01E0" w:firstRow="1" w:lastRow="1" w:firstColumn="1" w:lastColumn="1" w:noHBand="0" w:noVBand="0"/>
       </w:tblPr>
       <w:tblGrid>
-        <w:gridCol w:w="3696"/>
-        <w:gridCol w:w="3696"/>
-        <w:gridCol w:w="3696"/>
-        <w:gridCol w:w="3816"/>
-        <w:gridCol w:w="3816"/>
-        <w:gridCol w:w="3816"/>
+        <w:gridCol w:w="1187"/>
+        <w:gridCol w:w="1275"/>
+        <w:gridCol w:w="3119"/>
+        <w:gridCol w:w="1417"/>
+        <w:gridCol w:w="1276"/>
+        <w:gridCol w:w="2977"/>
       </w:tblGrid>
       <w:tr>
         <w:tc>
@@ -5266,7 +5263,7 @@
               <w:rPr>
                 <w:rFonts w:ascii="標楷體" w:eastAsia="標楷體" w:hAnsi="標楷體"/>
               </w:rPr>
-              <w:t>{{vendor_left_01_name}}</w:t>
+              <w:t xml:space="preserve">{{vendor_left_01_name}}</w:t>
             </w:r>
           </w:p>
         </w:tc>
@@ -5292,7 +5289,7 @@
               <w:rPr>
                 <w:rFonts w:ascii="標楷體" w:eastAsia="標楷體" w:hAnsi="標楷體"/>
               </w:rPr>
-              <w:t>{{vendor_left_01_note}}</w:t>
+              <w:t xml:space="preserve">{{vendor_left_01_note}}</w:t>
             </w:r>
           </w:p>
         </w:tc>
@@ -5344,7 +5341,7 @@
               <w:rPr>
                 <w:rFonts w:ascii="標楷體" w:eastAsia="標楷體" w:hAnsi="標楷體"/>
               </w:rPr>
-              <w:t>{{vendor_right_01_name}}</w:t>
+              <w:t xml:space="preserve">{{vendor_right_01_name}}</w:t>
             </w:r>
           </w:p>
         </w:tc>
@@ -5370,7 +5367,7 @@
               <w:rPr>
                 <w:rFonts w:ascii="標楷體" w:eastAsia="標楷體" w:hAnsi="標楷體"/>
               </w:rPr>
-              <w:t>{{vendor_right_01_note}}</w:t>
+              <w:t xml:space="preserve">{{vendor_right_01_note}}</w:t>
             </w:r>
           </w:p>
         </w:tc>
@@ -5399,7 +5396,6 @@
               <w:rPr>
                 <w:rFonts w:ascii="標楷體" w:eastAsia="標楷體" w:hAnsi="標楷體"/>
               </w:rPr>
-              <w:lastRenderedPageBreak/>
               <w:t>冰箱</w:t>
             </w:r>
           </w:p>
@@ -5426,7 +5422,7 @@
               <w:rPr>
                 <w:rFonts w:ascii="標楷體" w:eastAsia="標楷體" w:hAnsi="標楷體"/>
               </w:rPr>
-              <w:t>{{vendor_left_02_name}}</w:t>
+              <w:t xml:space="preserve">{{vendor_left_02_name}}</w:t>
             </w:r>
           </w:p>
         </w:tc>
@@ -5452,7 +5448,7 @@
               <w:rPr>
                 <w:rFonts w:ascii="標楷體" w:eastAsia="標楷體" w:hAnsi="標楷體"/>
               </w:rPr>
-              <w:t>{{vendor_left_02_note}}</w:t>
+              <w:t xml:space="preserve">{{vendor_left_02_note}}</w:t>
             </w:r>
           </w:p>
         </w:tc>
@@ -5504,7 +5500,7 @@
               <w:rPr>
                 <w:rFonts w:ascii="標楷體" w:eastAsia="標楷體" w:hAnsi="標楷體"/>
               </w:rPr>
-              <w:t>{{vendor_right_02_name}}</w:t>
+              <w:t xml:space="preserve">{{vendor_right_02_name}}</w:t>
             </w:r>
           </w:p>
         </w:tc>
@@ -5530,7 +5526,7 @@
               <w:rPr>
                 <w:rFonts w:ascii="標楷體" w:eastAsia="標楷體" w:hAnsi="標楷體"/>
               </w:rPr>
-              <w:t>{{vendor_right_02_note}}</w:t>
+              <w:t xml:space="preserve">{{vendor_right_02_note}}</w:t>
             </w:r>
           </w:p>
         </w:tc>
@@ -5585,7 +5581,7 @@
               <w:rPr>
                 <w:rFonts w:ascii="標楷體" w:eastAsia="標楷體" w:hAnsi="標楷體"/>
               </w:rPr>
-              <w:t>{{vendor_left_03_name}}</w:t>
+              <w:t xml:space="preserve">{{vendor_left_03_name}}</w:t>
             </w:r>
           </w:p>
         </w:tc>
@@ -5611,7 +5607,7 @@
               <w:rPr>
                 <w:rFonts w:ascii="標楷體" w:eastAsia="標楷體" w:hAnsi="標楷體"/>
               </w:rPr>
-              <w:t>{{vendor_left_03_note}}</w:t>
+              <w:t xml:space="preserve">{{vendor_left_03_note}}</w:t>
             </w:r>
           </w:p>
         </w:tc>
@@ -5663,7 +5659,7 @@
               <w:rPr>
                 <w:rFonts w:ascii="標楷體" w:eastAsia="標楷體" w:hAnsi="標楷體"/>
               </w:rPr>
-              <w:t>{{vendor_right_03_name}}</w:t>
+              <w:t xml:space="preserve">{{vendor_right_03_name}}</w:t>
             </w:r>
           </w:p>
         </w:tc>
@@ -5689,7 +5685,7 @@
               <w:rPr>
                 <w:rFonts w:ascii="標楷體" w:eastAsia="標楷體" w:hAnsi="標楷體"/>
               </w:rPr>
-              <w:t>{{vendor_right_03_note}}</w:t>
+              <w:t xml:space="preserve">{{vendor_right_03_note}}</w:t>
             </w:r>
           </w:p>
         </w:tc>
@@ -5744,7 +5740,7 @@
               <w:rPr>
                 <w:rFonts w:ascii="標楷體" w:eastAsia="標楷體" w:hAnsi="標楷體"/>
               </w:rPr>
-              <w:t>{{vendor_left_04_name}}</w:t>
+              <w:t xml:space="preserve">{{vendor_left_04_name}}</w:t>
             </w:r>
           </w:p>
         </w:tc>
@@ -5770,7 +5766,7 @@
               <w:rPr>
                 <w:rFonts w:ascii="標楷體" w:eastAsia="標楷體" w:hAnsi="標楷體"/>
               </w:rPr>
-              <w:t>{{vendor_left_04_note}}</w:t>
+              <w:t xml:space="preserve">{{vendor_left_04_note}}</w:t>
             </w:r>
           </w:p>
         </w:tc>
@@ -5823,7 +5819,7 @@
               <w:rPr>
                 <w:rFonts w:ascii="標楷體" w:eastAsia="標楷體" w:hAnsi="標楷體"/>
               </w:rPr>
-              <w:t>{{vendor_right_04_name}}</w:t>
+              <w:t xml:space="preserve">{{vendor_right_04_name}}</w:t>
             </w:r>
           </w:p>
         </w:tc>
@@ -5849,7 +5845,7 @@
               <w:rPr>
                 <w:rFonts w:ascii="標楷體" w:eastAsia="標楷體" w:hAnsi="標楷體"/>
               </w:rPr>
-              <w:t>{{vendor_right_04_note}}</w:t>
+              <w:t xml:space="preserve">{{vendor_right_04_note}}</w:t>
             </w:r>
           </w:p>
         </w:tc>
@@ -5904,7 +5900,7 @@
               <w:rPr>
                 <w:rFonts w:ascii="標楷體" w:eastAsia="標楷體" w:hAnsi="標楷體"/>
               </w:rPr>
-              <w:t>{{vendor_left_05_name}}</w:t>
+              <w:t xml:space="preserve">{{vendor_left_05_name}}</w:t>
             </w:r>
           </w:p>
         </w:tc>
@@ -5930,7 +5926,7 @@
               <w:rPr>
                 <w:rFonts w:ascii="標楷體" w:eastAsia="標楷體" w:hAnsi="標楷體"/>
               </w:rPr>
-              <w:t>{{vendor_left_05_note}}</w:t>
+              <w:t xml:space="preserve">{{vendor_left_05_note}}</w:t>
             </w:r>
           </w:p>
         </w:tc>
@@ -5983,7 +5979,7 @@
               <w:rPr>
                 <w:rFonts w:ascii="標楷體" w:eastAsia="標楷體" w:hAnsi="標楷體"/>
               </w:rPr>
-              <w:t>{{vendor_right_05_name}}</w:t>
+              <w:t xml:space="preserve">{{vendor_right_05_name}}</w:t>
             </w:r>
           </w:p>
         </w:tc>
@@ -6009,7 +6005,7 @@
               <w:rPr>
                 <w:rFonts w:ascii="標楷體" w:eastAsia="標楷體" w:hAnsi="標楷體"/>
               </w:rPr>
-              <w:t>{{vendor_right_05_note}}</w:t>
+              <w:t xml:space="preserve">{{vendor_right_05_note}}</w:t>
             </w:r>
           </w:p>
         </w:tc>
@@ -6064,7 +6060,7 @@
               <w:rPr>
                 <w:rFonts w:ascii="標楷體" w:eastAsia="標楷體" w:hAnsi="標楷體"/>
               </w:rPr>
-              <w:t>{{vendor_left_06_name}}</w:t>
+              <w:t xml:space="preserve">{{vendor_left_06_name}}</w:t>
             </w:r>
           </w:p>
         </w:tc>
@@ -6090,7 +6086,7 @@
               <w:rPr>
                 <w:rFonts w:ascii="標楷體" w:eastAsia="標楷體" w:hAnsi="標楷體"/>
               </w:rPr>
-              <w:t>{{vendor_left_06_note}}</w:t>
+              <w:t xml:space="preserve">{{vendor_left_06_note}}</w:t>
             </w:r>
           </w:p>
         </w:tc>
@@ -6143,7 +6139,7 @@
               <w:rPr>
                 <w:rFonts w:ascii="標楷體" w:eastAsia="標楷體" w:hAnsi="標楷體"/>
               </w:rPr>
-              <w:t>{{vendor_right_06_name}}</w:t>
+              <w:t xml:space="preserve">{{vendor_right_06_name}}</w:t>
             </w:r>
           </w:p>
         </w:tc>
@@ -6169,7 +6165,7 @@
               <w:rPr>
                 <w:rFonts w:ascii="標楷體" w:eastAsia="標楷體" w:hAnsi="標楷體"/>
               </w:rPr>
-              <w:t>{{vendor_right_06_note}}</w:t>
+              <w:t xml:space="preserve">{{vendor_right_06_note}}</w:t>
             </w:r>
           </w:p>
         </w:tc>
@@ -6224,7 +6220,7 @@
               <w:rPr>
                 <w:rFonts w:ascii="標楷體" w:eastAsia="標楷體" w:hAnsi="標楷體"/>
               </w:rPr>
-              <w:t>{{vendor_left_07_name}}</w:t>
+              <w:t xml:space="preserve">{{vendor_left_07_name}}</w:t>
             </w:r>
           </w:p>
         </w:tc>
@@ -6250,7 +6246,7 @@
               <w:rPr>
                 <w:rFonts w:ascii="標楷體" w:eastAsia="標楷體" w:hAnsi="標楷體"/>
               </w:rPr>
-              <w:t>{{vendor_left_07_note}}</w:t>
+              <w:t xml:space="preserve">{{vendor_left_07_note}}</w:t>
             </w:r>
           </w:p>
         </w:tc>
@@ -6303,7 +6299,7 @@
               <w:rPr>
                 <w:rFonts w:ascii="標楷體" w:eastAsia="標楷體" w:hAnsi="標楷體"/>
               </w:rPr>
-              <w:t>{{vendor_right_07_name}}</w:t>
+              <w:t xml:space="preserve">{{vendor_right_07_name}}</w:t>
             </w:r>
           </w:p>
         </w:tc>
@@ -6329,7 +6325,7 @@
               <w:rPr>
                 <w:rFonts w:ascii="標楷體" w:eastAsia="標楷體" w:hAnsi="標楷體"/>
               </w:rPr>
-              <w:t>{{vendor_right_07_note}}</w:t>
+              <w:t xml:space="preserve">{{vendor_right_07_note}}</w:t>
             </w:r>
           </w:p>
         </w:tc>
@@ -6384,7 +6380,7 @@
               <w:rPr>
                 <w:rFonts w:ascii="標楷體" w:eastAsia="標楷體" w:hAnsi="標楷體"/>
               </w:rPr>
-              <w:t>{{vendor_left_08_name}}</w:t>
+              <w:t xml:space="preserve">{{vendor_left_08_name}}</w:t>
             </w:r>
           </w:p>
         </w:tc>
@@ -6410,7 +6406,7 @@
               <w:rPr>
                 <w:rFonts w:ascii="標楷體" w:eastAsia="標楷體" w:hAnsi="標楷體"/>
               </w:rPr>
-              <w:t>{{vendor_left_08_note}}</w:t>
+              <w:t xml:space="preserve">{{vendor_left_08_note}}</w:t>
             </w:r>
           </w:p>
         </w:tc>
@@ -6463,7 +6459,7 @@
               <w:rPr>
                 <w:rFonts w:ascii="標楷體" w:eastAsia="標楷體" w:hAnsi="標楷體"/>
               </w:rPr>
-              <w:t>{{vendor_right_08_name}}</w:t>
+              <w:t xml:space="preserve">{{vendor_right_08_name}}</w:t>
             </w:r>
           </w:p>
         </w:tc>
@@ -6489,7 +6485,7 @@
               <w:rPr>
                 <w:rFonts w:ascii="標楷體" w:eastAsia="標楷體" w:hAnsi="標楷體"/>
               </w:rPr>
-              <w:t>{{vendor_right_08_note}}</w:t>
+              <w:t xml:space="preserve">{{vendor_right_08_note}}</w:t>
             </w:r>
           </w:p>
         </w:tc>
@@ -6544,7 +6540,7 @@
               <w:rPr>
                 <w:rFonts w:ascii="標楷體" w:eastAsia="標楷體" w:hAnsi="標楷體"/>
               </w:rPr>
-              <w:t>{{vendor_left_09_name}}</w:t>
+              <w:t xml:space="preserve">{{vendor_left_09_name}}</w:t>
             </w:r>
           </w:p>
         </w:tc>
@@ -6570,7 +6566,7 @@
               <w:rPr>
                 <w:rFonts w:ascii="標楷體" w:eastAsia="標楷體" w:hAnsi="標楷體"/>
               </w:rPr>
-              <w:t>{{vendor_left_09_note}}</w:t>
+              <w:t xml:space="preserve">{{vendor_left_09_note}}</w:t>
             </w:r>
           </w:p>
         </w:tc>
@@ -6622,7 +6618,7 @@
               <w:rPr>
                 <w:rFonts w:ascii="標楷體" w:eastAsia="標楷體" w:hAnsi="標楷體"/>
               </w:rPr>
-              <w:t>{{vendor_right_09_name}}</w:t>
+              <w:t xml:space="preserve">{{vendor_right_09_name}}</w:t>
             </w:r>
           </w:p>
         </w:tc>
@@ -6648,7 +6644,7 @@
               <w:rPr>
                 <w:rFonts w:ascii="標楷體" w:eastAsia="標楷體" w:hAnsi="標楷體"/>
               </w:rPr>
-              <w:t>{{vendor_right_09_note}}</w:t>
+              <w:t xml:space="preserve">{{vendor_right_09_note}}</w:t>
             </w:r>
           </w:p>
         </w:tc>
@@ -6703,7 +6699,7 @@
               <w:rPr>
                 <w:rFonts w:ascii="標楷體" w:eastAsia="標楷體" w:hAnsi="標楷體"/>
               </w:rPr>
-              <w:t>{{vendor_left_10_name}}</w:t>
+              <w:t xml:space="preserve">{{vendor_left_10_name}}</w:t>
             </w:r>
           </w:p>
         </w:tc>
@@ -6729,7 +6725,7 @@
               <w:rPr>
                 <w:rFonts w:ascii="標楷體" w:eastAsia="標楷體" w:hAnsi="標楷體"/>
               </w:rPr>
-              <w:t>{{vendor_left_10_note}}</w:t>
+              <w:t xml:space="preserve">{{vendor_left_10_note}}</w:t>
             </w:r>
           </w:p>
         </w:tc>
@@ -6781,7 +6777,7 @@
               <w:rPr>
                 <w:rFonts w:ascii="標楷體" w:eastAsia="標楷體" w:hAnsi="標楷體"/>
               </w:rPr>
-              <w:t>{{vendor_right_10_name}}</w:t>
+              <w:t xml:space="preserve">{{vendor_right_10_name}}</w:t>
             </w:r>
           </w:p>
         </w:tc>
@@ -6807,7 +6803,7 @@
               <w:rPr>
                 <w:rFonts w:ascii="標楷體" w:eastAsia="標楷體" w:hAnsi="標楷體"/>
               </w:rPr>
-              <w:t>{{vendor_right_10_note}}</w:t>
+              <w:t xml:space="preserve">{{vendor_right_10_note}}</w:t>
             </w:r>
           </w:p>
         </w:tc>
@@ -6862,7 +6858,7 @@
               <w:rPr>
                 <w:rFonts w:ascii="標楷體" w:eastAsia="標楷體" w:hAnsi="標楷體"/>
               </w:rPr>
-              <w:t>{{vendor_left_11_name}}</w:t>
+              <w:t xml:space="preserve">{{vendor_left_11_name}}</w:t>
             </w:r>
           </w:p>
         </w:tc>
@@ -6888,7 +6884,7 @@
               <w:rPr>
                 <w:rFonts w:ascii="標楷體" w:eastAsia="標楷體" w:hAnsi="標楷體"/>
               </w:rPr>
-              <w:t>{{vendor_left_11_note}}</w:t>
+              <w:t xml:space="preserve">{{vendor_left_11_note}}</w:t>
             </w:r>
           </w:p>
         </w:tc>
@@ -6941,7 +6937,7 @@
               <w:rPr>
                 <w:rFonts w:ascii="標楷體" w:eastAsia="標楷體" w:hAnsi="標楷體"/>
               </w:rPr>
-              <w:t>{{vendor_right_11_name}}</w:t>
+              <w:t xml:space="preserve">{{vendor_right_11_name}}</w:t>
             </w:r>
           </w:p>
         </w:tc>
@@ -6967,7 +6963,7 @@
               <w:rPr>
                 <w:rFonts w:ascii="標楷體" w:eastAsia="標楷體" w:hAnsi="標楷體"/>
               </w:rPr>
-              <w:t>{{vendor_right_11_note}}</w:t>
+              <w:t xml:space="preserve">{{vendor_right_11_note}}</w:t>
             </w:r>
           </w:p>
         </w:tc>
@@ -7022,7 +7018,7 @@
               <w:rPr>
                 <w:rFonts w:ascii="標楷體" w:eastAsia="標楷體" w:hAnsi="標楷體"/>
               </w:rPr>
-              <w:t>{{vendor_left_12_name}}</w:t>
+              <w:t xml:space="preserve">{{vendor_left_12_name}}</w:t>
             </w:r>
           </w:p>
         </w:tc>
@@ -7048,7 +7044,7 @@
               <w:rPr>
                 <w:rFonts w:ascii="標楷體" w:eastAsia="標楷體" w:hAnsi="標楷體"/>
               </w:rPr>
-              <w:t>{{vendor_left_12_note}}</w:t>
+              <w:t xml:space="preserve">{{vendor_left_12_note}}</w:t>
             </w:r>
           </w:p>
         </w:tc>
@@ -7094,7 +7090,7 @@
               <w:rPr>
                 <w:rFonts w:ascii="標楷體" w:eastAsia="標楷體" w:hAnsi="標楷體"/>
               </w:rPr>
-              <w:t>{{vendor_right_12_name}}</w:t>
+              <w:t xml:space="preserve">{{vendor_right_12_name}}</w:t>
             </w:r>
           </w:p>
         </w:tc>
@@ -7120,7 +7116,7 @@
               <w:rPr>
                 <w:rFonts w:ascii="標楷體" w:eastAsia="標楷體" w:hAnsi="標楷體"/>
               </w:rPr>
-              <w:t>{{vendor_right_12_note}}</w:t>
+              <w:t xml:space="preserve">{{vendor_right_12_note}}</w:t>
             </w:r>
           </w:p>
         </w:tc>
@@ -7148,7 +7144,7 @@
               <w:rPr>
                 <w:rFonts w:ascii="標楷體" w:eastAsia="標楷體" w:hAnsi="標楷體"/>
               </w:rPr>
-              <w:t>{{vendor_extra_left_01_item}}</w:t>
+              <w:t xml:space="preserve">{{vendor_extra_left_01_item}}</w:t>
             </w:r>
           </w:p>
         </w:tc>
@@ -7174,7 +7170,7 @@
               <w:rPr>
                 <w:rFonts w:ascii="標楷體" w:eastAsia="標楷體" w:hAnsi="標楷體"/>
               </w:rPr>
-              <w:t>{{vendor_extra_left_01_name}}</w:t>
+              <w:t xml:space="preserve">{{vendor_extra_left_01_name}}</w:t>
             </w:r>
           </w:p>
         </w:tc>
@@ -7200,7 +7196,7 @@
               <w:rPr>
                 <w:rFonts w:ascii="標楷體" w:eastAsia="標楷體" w:hAnsi="標楷體"/>
               </w:rPr>
-              <w:t>{{vendor_extra_left_01_note}}</w:t>
+              <w:t xml:space="preserve">{{vendor_extra_left_01_note}}</w:t>
             </w:r>
           </w:p>
         </w:tc>
@@ -7226,7 +7222,7 @@
               <w:rPr>
                 <w:rFonts w:ascii="標楷體" w:eastAsia="標楷體" w:hAnsi="標楷體"/>
               </w:rPr>
-              <w:t>{{vendor_extra_right_01_item}}</w:t>
+              <w:t xml:space="preserve">{{vendor_extra_right_01_item}}</w:t>
             </w:r>
           </w:p>
         </w:tc>
@@ -7253,7 +7249,7 @@
               <w:rPr>
                 <w:rFonts w:ascii="標楷體" w:eastAsia="標楷體" w:hAnsi="標楷體"/>
               </w:rPr>
-              <w:t>{{vendor_extra_right_01_name}}</w:t>
+              <w:t xml:space="preserve">{{vendor_extra_right_01_name}}</w:t>
             </w:r>
           </w:p>
         </w:tc>
@@ -7279,7 +7275,7 @@
               <w:rPr>
                 <w:rFonts w:ascii="標楷體" w:eastAsia="標楷體" w:hAnsi="標楷體"/>
               </w:rPr>
-              <w:t>{{vendor_extra_right_01_note}}</w:t>
+              <w:t xml:space="preserve">{{vendor_extra_right_01_note}}</w:t>
             </w:r>
           </w:p>
         </w:tc>
@@ -7307,7 +7303,7 @@
               <w:rPr>
                 <w:rFonts w:ascii="標楷體" w:eastAsia="標楷體" w:hAnsi="標楷體"/>
               </w:rPr>
-              <w:t>{{vendor_extra_left_02_item}}</w:t>
+              <w:t xml:space="preserve">{{vendor_extra_left_02_item}}</w:t>
             </w:r>
           </w:p>
         </w:tc>
@@ -7333,7 +7329,7 @@
               <w:rPr>
                 <w:rFonts w:ascii="標楷體" w:eastAsia="標楷體" w:hAnsi="標楷體"/>
               </w:rPr>
-              <w:t>{{vendor_extra_left_02_name}}</w:t>
+              <w:t xml:space="preserve">{{vendor_extra_left_02_name}}</w:t>
             </w:r>
           </w:p>
         </w:tc>
@@ -7359,7 +7355,7 @@
               <w:rPr>
                 <w:rFonts w:ascii="標楷體" w:eastAsia="標楷體" w:hAnsi="標楷體"/>
               </w:rPr>
-              <w:t>{{vendor_extra_left_02_note}}</w:t>
+              <w:t xml:space="preserve">{{vendor_extra_left_02_note}}</w:t>
             </w:r>
           </w:p>
         </w:tc>
@@ -7385,7 +7381,7 @@
               <w:rPr>
                 <w:rFonts w:ascii="標楷體" w:eastAsia="標楷體" w:hAnsi="標楷體"/>
               </w:rPr>
-              <w:t>{{vendor_extra_right_02_item}}</w:t>
+              <w:t xml:space="preserve">{{vendor_extra_right_02_item}}</w:t>
             </w:r>
           </w:p>
         </w:tc>
@@ -7411,7 +7407,7 @@
               <w:rPr>
                 <w:rFonts w:ascii="標楷體" w:eastAsia="標楷體" w:hAnsi="標楷體"/>
               </w:rPr>
-              <w:t>{{vendor_extra_right_02_name}}</w:t>
+              <w:t xml:space="preserve">{{vendor_extra_right_02_name}}</w:t>
             </w:r>
           </w:p>
         </w:tc>
@@ -7437,7 +7433,7 @@
               <w:rPr>
                 <w:rFonts w:ascii="標楷體" w:eastAsia="標楷體" w:hAnsi="標楷體"/>
               </w:rPr>
-              <w:t>{{vendor_extra_right_02_note}}</w:t>
+              <w:t xml:space="preserve">{{vendor_extra_right_02_note}}</w:t>
             </w:r>
           </w:p>
         </w:tc>
@@ -7465,7 +7461,7 @@
               <w:rPr>
                 <w:rFonts w:ascii="標楷體" w:eastAsia="標楷體" w:hAnsi="標楷體"/>
               </w:rPr>
-              <w:t>{{vendor_extra_left_03_item}}</w:t>
+              <w:t xml:space="preserve">{{vendor_extra_left_03_item}}</w:t>
             </w:r>
           </w:p>
         </w:tc>
@@ -7491,7 +7487,7 @@
               <w:rPr>
                 <w:rFonts w:ascii="標楷體" w:eastAsia="標楷體" w:hAnsi="標楷體"/>
               </w:rPr>
-              <w:t>{{vendor_extra_left_03_name}}</w:t>
+              <w:t xml:space="preserve">{{vendor_extra_left_03_name}}</w:t>
             </w:r>
           </w:p>
         </w:tc>
@@ -7517,7 +7513,7 @@
               <w:rPr>
                 <w:rFonts w:ascii="標楷體" w:eastAsia="標楷體" w:hAnsi="標楷體"/>
               </w:rPr>
-              <w:t>{{vendor_extra_left_03_note}}</w:t>
+              <w:t xml:space="preserve">{{vendor_extra_left_03_note}}</w:t>
             </w:r>
           </w:p>
         </w:tc>
@@ -7543,7 +7539,7 @@
               <w:rPr>
                 <w:rFonts w:ascii="標楷體" w:eastAsia="標楷體" w:hAnsi="標楷體"/>
               </w:rPr>
-              <w:t>{{vendor_extra_right_03_item}}</w:t>
+              <w:t xml:space="preserve">{{vendor_extra_right_03_item}}</w:t>
             </w:r>
           </w:p>
         </w:tc>
@@ -7569,7 +7565,7 @@
               <w:rPr>
                 <w:rFonts w:ascii="標楷體" w:eastAsia="標楷體" w:hAnsi="標楷體"/>
               </w:rPr>
-              <w:t>{{vendor_extra_right_03_name}}</w:t>
+              <w:t xml:space="preserve">{{vendor_extra_right_03_name}}</w:t>
             </w:r>
           </w:p>
         </w:tc>
@@ -7595,7 +7591,7 @@
               <w:rPr>
                 <w:rFonts w:ascii="標楷體" w:eastAsia="標楷體" w:hAnsi="標楷體"/>
               </w:rPr>
-              <w:t>{{vendor_extra_right_03_note}}</w:t>
+              <w:t xml:space="preserve">{{vendor_extra_right_03_note}}</w:t>
             </w:r>
           </w:p>
         </w:tc>
@@ -7623,7 +7619,7 @@
               <w:rPr>
                 <w:rFonts w:ascii="標楷體" w:eastAsia="標楷體" w:hAnsi="標楷體"/>
               </w:rPr>
-              <w:t>{{vendor_extra_left_04_item}}</w:t>
+              <w:t xml:space="preserve">{{vendor_extra_left_04_item}}</w:t>
             </w:r>
           </w:p>
         </w:tc>
@@ -7649,7 +7645,7 @@
               <w:rPr>
                 <w:rFonts w:ascii="標楷體" w:eastAsia="標楷體" w:hAnsi="標楷體"/>
               </w:rPr>
-              <w:t>{{vendor_extra_left_04_name}}</w:t>
+              <w:t xml:space="preserve">{{vendor_extra_left_04_name}}</w:t>
             </w:r>
           </w:p>
         </w:tc>
@@ -7675,7 +7671,7 @@
               <w:rPr>
                 <w:rFonts w:ascii="標楷體" w:eastAsia="標楷體" w:hAnsi="標楷體"/>
               </w:rPr>
-              <w:t>{{vendor_extra_left_04_note}}</w:t>
+              <w:t xml:space="preserve">{{vendor_extra_left_04_note}}</w:t>
             </w:r>
           </w:p>
         </w:tc>
@@ -7701,7 +7697,7 @@
               <w:rPr>
                 <w:rFonts w:ascii="標楷體" w:eastAsia="標楷體" w:hAnsi="標楷體"/>
               </w:rPr>
-              <w:t>{{vendor_extra_right_04_item}}</w:t>
+              <w:t xml:space="preserve">{{vendor_extra_right_04_item}}</w:t>
             </w:r>
           </w:p>
         </w:tc>
@@ -7727,7 +7723,7 @@
               <w:rPr>
                 <w:rFonts w:ascii="標楷體" w:eastAsia="標楷體" w:hAnsi="標楷體"/>
               </w:rPr>
-              <w:t>{{vendor_extra_right_04_name}}</w:t>
+              <w:t xml:space="preserve">{{vendor_extra_right_04_name}}</w:t>
             </w:r>
           </w:p>
         </w:tc>
@@ -7753,7 +7749,7 @@
               <w:rPr>
                 <w:rFonts w:ascii="標楷體" w:eastAsia="標楷體" w:hAnsi="標楷體"/>
               </w:rPr>
-              <w:t>{{vendor_extra_right_04_note}}</w:t>
+              <w:t xml:space="preserve">{{vendor_extra_right_04_note}}</w:t>
             </w:r>
           </w:p>
         </w:tc>
@@ -7781,7 +7777,7 @@
               <w:rPr>
                 <w:rFonts w:ascii="標楷體" w:eastAsia="標楷體" w:hAnsi="標楷體"/>
               </w:rPr>
-              <w:t>{{vendor_extra_left_05_item}}</w:t>
+              <w:t xml:space="preserve">{{vendor_extra_left_05_item}}</w:t>
             </w:r>
           </w:p>
         </w:tc>
@@ -7807,7 +7803,7 @@
               <w:rPr>
                 <w:rFonts w:ascii="標楷體" w:eastAsia="標楷體" w:hAnsi="標楷體"/>
               </w:rPr>
-              <w:t>{{vendor_extra_left_05_name}}</w:t>
+              <w:t xml:space="preserve">{{vendor_extra_left_05_name}}</w:t>
             </w:r>
           </w:p>
         </w:tc>
@@ -7833,7 +7829,7 @@
               <w:rPr>
                 <w:rFonts w:ascii="標楷體" w:eastAsia="標楷體" w:hAnsi="標楷體"/>
               </w:rPr>
-              <w:t>{{vendor_extra_left_05_note}}</w:t>
+              <w:t xml:space="preserve">{{vendor_extra_left_05_note}}</w:t>
             </w:r>
           </w:p>
         </w:tc>
@@ -7859,7 +7855,7 @@
               <w:rPr>
                 <w:rFonts w:ascii="標楷體" w:eastAsia="標楷體" w:hAnsi="標楷體"/>
               </w:rPr>
-              <w:t>{{vendor_extra_right_05_item}}</w:t>
+              <w:t xml:space="preserve">{{vendor_extra_right_05_item}}</w:t>
             </w:r>
           </w:p>
         </w:tc>
@@ -7885,7 +7881,7 @@
               <w:rPr>
                 <w:rFonts w:ascii="標楷體" w:eastAsia="標楷體" w:hAnsi="標楷體"/>
               </w:rPr>
-              <w:t>{{vendor_extra_right_05_name}}</w:t>
+              <w:t xml:space="preserve">{{vendor_extra_right_05_name}}</w:t>
             </w:r>
           </w:p>
         </w:tc>
@@ -7911,7 +7907,7 @@
               <w:rPr>
                 <w:rFonts w:ascii="標楷體" w:eastAsia="標楷體" w:hAnsi="標楷體"/>
               </w:rPr>
-              <w:t>{{vendor_extra_right_05_note}}</w:t>
+              <w:t xml:space="preserve">{{vendor_extra_right_05_note}}</w:t>
             </w:r>
           </w:p>
         </w:tc>
@@ -7945,7 +7941,7 @@
         <w:rPr>
           <w:rFonts w:asciiTheme="minorEastAsia" w:hAnsiTheme="minorEastAsia" w:hint="eastAsia"/>
         </w:rPr>
-        <w:t>{{case_name_summary}}</w:t>
+        <w:t xml:space="preserve">{{case_name_summary}}</w:t>
       </w:r>
     </w:p>
     <w:p>
@@ -7958,7 +7954,7 @@
         <w:rPr>
           <w:rFonts w:asciiTheme="minorEastAsia" w:hAnsiTheme="minorEastAsia"/>
         </w:rPr>
-        <w:t>{{birth_summary}}</w:t>
+        <w:t xml:space="preserve">{{birth_summary}}</w:t>
       </w:r>
     </w:p>
     <w:p>
@@ -7971,7 +7967,7 @@
         <w:rPr>
           <w:rFonts w:asciiTheme="minorEastAsia" w:hAnsiTheme="minorEastAsia"/>
         </w:rPr>
-        <w:t>{{death_summary}}</w:t>
+        <w:t xml:space="preserve">{{death_summary}}</w:t>
       </w:r>
     </w:p>
     <w:p>
@@ -7984,7 +7980,7 @@
         <w:rPr>
           <w:rFonts w:asciiTheme="minorEastAsia" w:hAnsiTheme="minorEastAsia"/>
         </w:rPr>
-        <w:t>{{home_summary}}</w:t>
+        <w:t xml:space="preserve">{{home_summary}}</w:t>
       </w:r>
     </w:p>
     <w:p>
@@ -7997,7 +7993,7 @@
         <w:rPr>
           <w:rFonts w:asciiTheme="minorEastAsia" w:hAnsiTheme="minorEastAsia"/>
         </w:rPr>
-        <w:t>{{hundred_days_summary}}</w:t>
+        <w:t xml:space="preserve">{{hundred_days_summary}}</w:t>
       </w:r>
     </w:p>
     <w:p>
@@ -8010,7 +8006,7 @@
         <w:rPr>
           <w:rFonts w:asciiTheme="minorEastAsia" w:hAnsiTheme="minorEastAsia"/>
         </w:rPr>
-        <w:t>{{anniversary_summary}}</w:t>
+        <w:t xml:space="preserve">{{anniversary_summary}}</w:t>
       </w:r>
     </w:p>
     <w:p>
@@ -8023,7 +8019,7 @@
         <w:rPr>
           <w:rFonts w:asciiTheme="minorEastAsia" w:hAnsiTheme="minorEastAsia"/>
         </w:rPr>
-        <w:t>{{ancestor_tablet_summary}}</w:t>
+        <w:t xml:space="preserve">{{ancestor_tablet_summary}}</w:t>
       </w:r>
     </w:p>
     <w:p>
@@ -8036,7 +8032,7 @@
         <w:rPr>
           <w:rFonts w:asciiTheme="minorEastAsia" w:hAnsiTheme="minorEastAsia"/>
         </w:rPr>
-        <w:t>{{ancestor_tower_summary}}</w:t>
+        <w:t xml:space="preserve">{{ancestor_tower_summary}}</w:t>
       </w:r>
     </w:p>
     <w:p>
@@ -8049,7 +8045,7 @@
         <w:rPr>
           <w:rFonts w:asciiTheme="minorEastAsia" w:hAnsiTheme="minorEastAsia"/>
         </w:rPr>
-        <w:t>{{tower_slot_summary}}</w:t>
+        <w:t xml:space="preserve">{{tower_slot_summary}}</w:t>
       </w:r>
     </w:p>
     <w:p>
@@ -8069,7 +8065,7 @@
         <w:rPr>
           <w:rFonts w:asciiTheme="minorEastAsia" w:hAnsiTheme="minorEastAsia" w:hint="eastAsia"/>
         </w:rPr>
-        <w:t>{{service_history_summary}}</w:t>
+        <w:t xml:space="preserve">{{service_history_summary}}</w:t>
       </w:r>
     </w:p>
     <w:sectPr>
